--- a/examples/autoencoder/doc/autoenc_conv_ed.docx
+++ b/examples/autoencoder/doc/autoenc_conv_ed.docx
@@ -1313,52 +1313,52 @@
         <w:rPr>
           <w:rStyle w:val="VerbatimChar"/>
         </w:rPr>
-        <w:t xml:space="preserve">## [1,] 0.7431936 0.8481467 0.9063244 0.9387933 0.9574292</w:t>
-      </w:r>
-      <w:r>
-        <w:br/>
-      </w:r>
-      <w:r>
-        <w:rPr>
-          <w:rStyle w:val="VerbatimChar"/>
-        </w:rPr>
-        <w:t xml:space="preserve">## [2,] 0.8534583 0.9133856 0.9384962 0.9552476 0.9573216</w:t>
-      </w:r>
-      <w:r>
-        <w:br/>
-      </w:r>
-      <w:r>
-        <w:rPr>
-          <w:rStyle w:val="VerbatimChar"/>
-        </w:rPr>
-        <w:t xml:space="preserve">## [3,] 0.9185094 0.9426242 0.9491631 0.9543779 0.9431622</w:t>
-      </w:r>
-      <w:r>
-        <w:br/>
-      </w:r>
-      <w:r>
-        <w:rPr>
-          <w:rStyle w:val="VerbatimChar"/>
-        </w:rPr>
-        <w:t xml:space="preserve">## [4,] 0.9480330 0.9543707 0.9488506 0.9393706 0.9088463</w:t>
-      </w:r>
-      <w:r>
-        <w:br/>
-      </w:r>
-      <w:r>
-        <w:rPr>
-          <w:rStyle w:val="VerbatimChar"/>
-        </w:rPr>
-        <w:t xml:space="preserve">## [5,] 0.9589268 0.9541732 0.9380922 0.9032495 0.8383566</w:t>
-      </w:r>
-      <w:r>
-        <w:br/>
-      </w:r>
-      <w:r>
-        <w:rPr>
-          <w:rStyle w:val="VerbatimChar"/>
-        </w:rPr>
-        <w:t xml:space="preserve">## [6,] 0.9574938 0.9365347 0.8993372 0.8387020 0.7254700</w:t>
+        <w:t xml:space="preserve">## [1,] 0.7429792 0.8453408 0.9052255 0.9387458 0.9574607</w:t>
+      </w:r>
+      <w:r>
+        <w:br/>
+      </w:r>
+      <w:r>
+        <w:rPr>
+          <w:rStyle w:val="VerbatimChar"/>
+        </w:rPr>
+        <w:t xml:space="preserve">## [2,] 0.8517690 0.9134468 0.9369212 0.9546391 0.9575803</w:t>
+      </w:r>
+      <w:r>
+        <w:br/>
+      </w:r>
+      <w:r>
+        <w:rPr>
+          <w:rStyle w:val="VerbatimChar"/>
+        </w:rPr>
+        <w:t xml:space="preserve">## [3,] 0.9171962 0.9429566 0.9480392 0.9530373 0.9426178</w:t>
+      </w:r>
+      <w:r>
+        <w:br/>
+      </w:r>
+      <w:r>
+        <w:rPr>
+          <w:rStyle w:val="VerbatimChar"/>
+        </w:rPr>
+        <w:t xml:space="preserve">## [4,] 0.9471943 0.9551807 0.9485477 0.9366255 0.9062744</w:t>
+      </w:r>
+      <w:r>
+        <w:br/>
+      </w:r>
+      <w:r>
+        <w:rPr>
+          <w:rStyle w:val="VerbatimChar"/>
+        </w:rPr>
+        <w:t xml:space="preserve">## [5,] 0.9590493 0.9558760 0.9388323 0.8995775 0.8325601</w:t>
+      </w:r>
+      <w:r>
+        <w:br/>
+      </w:r>
+      <w:r>
+        <w:rPr>
+          <w:rStyle w:val="VerbatimChar"/>
+        </w:rPr>
+        <w:t xml:space="preserve">## [6,] 0.9576209 0.9387838 0.9005306 0.8370498 0.7206423</w:t>
       </w:r>
     </w:p>
     <w:p>
@@ -1803,43 +1803,43 @@
         <w:rPr>
           <w:rStyle w:val="VerbatimChar"/>
         </w:rPr>
-        <w:t xml:space="preserve">## [1] "t4 R2 test: 0.982031806927305 MAPE: 0.022380743631865"</w:t>
-      </w:r>
-      <w:r>
-        <w:br/>
-      </w:r>
-      <w:r>
-        <w:rPr>
-          <w:rStyle w:val="VerbatimChar"/>
-        </w:rPr>
-        <w:t xml:space="preserve">## [1] "t3 R2 test: 0.979280388884487 MAPE: 0.0208583297206574"</w:t>
-      </w:r>
-      <w:r>
-        <w:br/>
-      </w:r>
-      <w:r>
-        <w:rPr>
-          <w:rStyle w:val="VerbatimChar"/>
-        </w:rPr>
-        <w:t xml:space="preserve">## [1] "t2 R2 test: 0.989536518446973 MAPE: 0.0205249158281569"</w:t>
-      </w:r>
-      <w:r>
-        <w:br/>
-      </w:r>
-      <w:r>
-        <w:rPr>
-          <w:rStyle w:val="VerbatimChar"/>
-        </w:rPr>
-        <w:t xml:space="preserve">## [1] "t1 R2 test: 0.990715784039759 MAPE: 0.0268412843945309"</w:t>
-      </w:r>
-      <w:r>
-        <w:br/>
-      </w:r>
-      <w:r>
-        <w:rPr>
-          <w:rStyle w:val="VerbatimChar"/>
-        </w:rPr>
-        <w:t xml:space="preserve">## [1] "t0 R2 test: 0.994270784684751 MAPE: 0.0227829750188159"</w:t>
+        <w:t xml:space="preserve">## [1] "t4 R2 test: 0.983411876618113 MAPE: 0.021806102797634"</w:t>
+      </w:r>
+      <w:r>
+        <w:br/>
+      </w:r>
+      <w:r>
+        <w:rPr>
+          <w:rStyle w:val="VerbatimChar"/>
+        </w:rPr>
+        <w:t xml:space="preserve">## [1] "t3 R2 test: 0.978448193709037 MAPE: 0.0212602447283451"</w:t>
+      </w:r>
+      <w:r>
+        <w:br/>
+      </w:r>
+      <w:r>
+        <w:rPr>
+          <w:rStyle w:val="VerbatimChar"/>
+        </w:rPr>
+        <w:t xml:space="preserve">## [1] "t2 R2 test: 0.98914237664329 MAPE: 0.0215466859065297"</w:t>
+      </w:r>
+      <w:r>
+        <w:br/>
+      </w:r>
+      <w:r>
+        <w:rPr>
+          <w:rStyle w:val="VerbatimChar"/>
+        </w:rPr>
+        <w:t xml:space="preserve">## [1] "t1 R2 test: 0.991090350591004 MAPE: 0.0263072121069881"</w:t>
+      </w:r>
+      <w:r>
+        <w:br/>
+      </w:r>
+      <w:r>
+        <w:rPr>
+          <w:rStyle w:val="VerbatimChar"/>
+        </w:rPr>
+        <w:t xml:space="preserve">## [1] "t0 R2 test: 0.995078889572135 MAPE: 0.0234993179966515"</w:t>
       </w:r>
     </w:p>
     <w:p>
@@ -1927,7 +1927,7 @@
         <w:rPr>
           <w:rStyle w:val="VerbatimChar"/>
         </w:rPr>
-        <w:t xml:space="preserve">## [1] "Means R2 test: 0.987167056596655 MAPE: 0.0226776497188052"</w:t>
+        <w:t xml:space="preserve">## [1] "Means R2 test: 0.987434337426716 MAPE: 0.0228839127072297"</w:t>
       </w:r>
     </w:p>
     <w:p>
@@ -1956,7 +1956,11 @@
       </w:r>
     </w:p>
     <w:bookmarkEnd w:id="23"/>
-    <w:sectPr/>
+    <w:sectPr>
+      <w:footnotePr>
+        <w:numRestart w:val="eachSect"/>
+      </w:footnotePr>
+    </w:sectPr>
   </w:body>
 </w:document>
 </file>
@@ -2128,8 +2132,6 @@
     </w:pPr>
     <w:rPr>
       <w:rFonts w:asciiTheme="majorHAnsi" w:cstheme="majorBidi" w:eastAsiaTheme="majorEastAsia" w:hAnsiTheme="majorHAnsi"/>
-      <w:spacing w:val="-10"/>
-      <w:kern w:val="28"/>
       <w:sz w:val="56"/>
       <w:szCs w:val="56"/>
     </w:rPr>
@@ -2142,15 +2144,13 @@
     <w:rsid w:val="00A10FD9"/>
     <w:rPr>
       <w:rFonts w:asciiTheme="majorHAnsi" w:cstheme="majorBidi" w:eastAsiaTheme="majorEastAsia" w:hAnsiTheme="majorHAnsi"/>
-      <w:spacing w:val="-10"/>
-      <w:kern w:val="28"/>
       <w:sz w:val="56"/>
       <w:szCs w:val="56"/>
     </w:rPr>
   </w:style>
   <w:style w:styleId="Subtitle" w:type="paragraph">
     <w:name w:val="Subtitle"/>
-    <w:basedOn w:val="Normal"/>
+    <w:basedOn w:val="Title"/>
     <w:next w:val="BodyText"/>
     <w:link w:val="SubtitleChar"/>
     <w:uiPriority w:val="11"/>
@@ -2163,7 +2163,6 @@
     </w:pPr>
     <w:rPr>
       <w:rFonts w:cstheme="majorBidi" w:eastAsiaTheme="majorEastAsia"/>
-      <w:color w:themeColor="text1" w:themeTint="A6" w:val="595959"/>
       <w:spacing w:val="15"/>
       <w:sz w:val="28"/>
       <w:szCs w:val="28"/>
@@ -2185,23 +2184,31 @@
   </w:style>
   <w:style w:customStyle="1" w:styleId="Author" w:type="paragraph">
     <w:name w:val="Author"/>
+    <w:basedOn w:val="Title"/>
     <w:next w:val="BodyText"/>
     <w:qFormat/>
     <w:pPr>
       <w:keepNext/>
       <w:keepLines/>
-      <w:jc w:val="center"/>
     </w:pPr>
+    <w:rPr>
+      <w:sz w:val="24"/>
+      <w:szCs w:val="24"/>
+    </w:rPr>
   </w:style>
   <w:style w:styleId="Date" w:type="paragraph">
     <w:name w:val="Date"/>
+    <w:basedOn w:val="Title"/>
     <w:next w:val="BodyText"/>
     <w:qFormat/>
     <w:pPr>
       <w:keepNext/>
       <w:keepLines/>
-      <w:jc w:val="center"/>
     </w:pPr>
+    <w:rPr>
+      <w:sz w:val="24"/>
+      <w:szCs w:val="24"/>
+    </w:rPr>
   </w:style>
   <w:style w:customStyle="1" w:styleId="AbstractTitle" w:type="paragraph">
     <w:name w:val="Abstract Title"/>
@@ -2216,7 +2223,6 @@
     </w:pPr>
     <w:rPr>
       <w:b/>
-      <w:color w:val="345A8A"/>
       <w:sz w:val="20"/>
       <w:szCs w:val="20"/>
     </w:rPr>

--- a/examples/autoencoder/doc/autoenc_conv_ed.docx
+++ b/examples/autoencoder/doc/autoenc_conv_ed.docx
@@ -1313,52 +1313,52 @@
         <w:rPr>
           <w:rStyle w:val="VerbatimChar"/>
         </w:rPr>
-        <w:t xml:space="preserve">## [1,] 0.7429792 0.8453408 0.9052255 0.9387458 0.9574607</w:t>
-      </w:r>
-      <w:r>
-        <w:br/>
-      </w:r>
-      <w:r>
-        <w:rPr>
-          <w:rStyle w:val="VerbatimChar"/>
-        </w:rPr>
-        <w:t xml:space="preserve">## [2,] 0.8517690 0.9134468 0.9369212 0.9546391 0.9575803</w:t>
-      </w:r>
-      <w:r>
-        <w:br/>
-      </w:r>
-      <w:r>
-        <w:rPr>
-          <w:rStyle w:val="VerbatimChar"/>
-        </w:rPr>
-        <w:t xml:space="preserve">## [3,] 0.9171962 0.9429566 0.9480392 0.9530373 0.9426178</w:t>
-      </w:r>
-      <w:r>
-        <w:br/>
-      </w:r>
-      <w:r>
-        <w:rPr>
-          <w:rStyle w:val="VerbatimChar"/>
-        </w:rPr>
-        <w:t xml:space="preserve">## [4,] 0.9471943 0.9551807 0.9485477 0.9366255 0.9062744</w:t>
-      </w:r>
-      <w:r>
-        <w:br/>
-      </w:r>
-      <w:r>
-        <w:rPr>
-          <w:rStyle w:val="VerbatimChar"/>
-        </w:rPr>
-        <w:t xml:space="preserve">## [5,] 0.9590493 0.9558760 0.9388323 0.8995775 0.8325601</w:t>
-      </w:r>
-      <w:r>
-        <w:br/>
-      </w:r>
-      <w:r>
-        <w:rPr>
-          <w:rStyle w:val="VerbatimChar"/>
-        </w:rPr>
-        <w:t xml:space="preserve">## [6,] 0.9576209 0.9387838 0.9005306 0.8370498 0.7206423</w:t>
+        <w:t xml:space="preserve">## [1,] 0.7447031 0.8487515 0.9168467 0.9497253 0.9529524</w:t>
+      </w:r>
+      <w:r>
+        <w:br/>
+      </w:r>
+      <w:r>
+        <w:rPr>
+          <w:rStyle w:val="VerbatimChar"/>
+        </w:rPr>
+        <w:t xml:space="preserve">## [2,] 0.8445551 0.9106985 0.9458171 0.9629477 0.9543608</w:t>
+      </w:r>
+      <w:r>
+        <w:br/>
+      </w:r>
+      <w:r>
+        <w:rPr>
+          <w:rStyle w:val="VerbatimChar"/>
+        </w:rPr>
+        <w:t xml:space="preserve">## [3,] 0.9063625 0.9393378 0.9547679 0.9620528 0.9417631</w:t>
+      </w:r>
+      <w:r>
+        <w:br/>
+      </w:r>
+      <w:r>
+        <w:rPr>
+          <w:rStyle w:val="VerbatimChar"/>
+        </w:rPr>
+        <w:t xml:space="preserve">## [4,] 0.9397894 0.9511304 0.9527354 0.9496196 0.9107172</w:t>
+      </w:r>
+      <w:r>
+        <w:br/>
+      </w:r>
+      <w:r>
+        <w:rPr>
+          <w:rStyle w:val="VerbatimChar"/>
+        </w:rPr>
+        <w:t xml:space="preserve">## [5,] 0.9544319 0.9498847 0.9361529 0.9140007 0.8443353</w:t>
+      </w:r>
+      <w:r>
+        <w:br/>
+      </w:r>
+      <w:r>
+        <w:rPr>
+          <w:rStyle w:val="VerbatimChar"/>
+        </w:rPr>
+        <w:t xml:space="preserve">## [6,] 0.9583943 0.9374918 0.8950895 0.8335174 0.7257300</w:t>
       </w:r>
     </w:p>
     <w:p>
@@ -1803,43 +1803,43 @@
         <w:rPr>
           <w:rStyle w:val="VerbatimChar"/>
         </w:rPr>
-        <w:t xml:space="preserve">## [1] "t4 R2 test: 0.983411876618113 MAPE: 0.021806102797634"</w:t>
-      </w:r>
-      <w:r>
-        <w:br/>
-      </w:r>
-      <w:r>
-        <w:rPr>
-          <w:rStyle w:val="VerbatimChar"/>
-        </w:rPr>
-        <w:t xml:space="preserve">## [1] "t3 R2 test: 0.978448193709037 MAPE: 0.0212602447283451"</w:t>
-      </w:r>
-      <w:r>
-        <w:br/>
-      </w:r>
-      <w:r>
-        <w:rPr>
-          <w:rStyle w:val="VerbatimChar"/>
-        </w:rPr>
-        <w:t xml:space="preserve">## [1] "t2 R2 test: 0.98914237664329 MAPE: 0.0215466859065297"</w:t>
-      </w:r>
-      <w:r>
-        <w:br/>
-      </w:r>
-      <w:r>
-        <w:rPr>
-          <w:rStyle w:val="VerbatimChar"/>
-        </w:rPr>
-        <w:t xml:space="preserve">## [1] "t1 R2 test: 0.991090350591004 MAPE: 0.0263072121069881"</w:t>
-      </w:r>
-      <w:r>
-        <w:br/>
-      </w:r>
-      <w:r>
-        <w:rPr>
-          <w:rStyle w:val="VerbatimChar"/>
-        </w:rPr>
-        <w:t xml:space="preserve">## [1] "t0 R2 test: 0.995078889572135 MAPE: 0.0234993179966515"</w:t>
+        <w:t xml:space="preserve">## [1] "t4 R2 test: 0.978780366691905 MAPE: 0.0215695489723043"</w:t>
+      </w:r>
+      <w:r>
+        <w:br/>
+      </w:r>
+      <w:r>
+        <w:rPr>
+          <w:rStyle w:val="VerbatimChar"/>
+        </w:rPr>
+        <w:t xml:space="preserve">## [1] "t3 R2 test: 0.973588337150445 MAPE: 0.0225881892909789"</w:t>
+      </w:r>
+      <w:r>
+        <w:br/>
+      </w:r>
+      <w:r>
+        <w:rPr>
+          <w:rStyle w:val="VerbatimChar"/>
+        </w:rPr>
+        <w:t xml:space="preserve">## [1] "t2 R2 test: 0.992420634243398 MAPE: 0.0171728704698035"</w:t>
+      </w:r>
+      <w:r>
+        <w:br/>
+      </w:r>
+      <w:r>
+        <w:rPr>
+          <w:rStyle w:val="VerbatimChar"/>
+        </w:rPr>
+        <w:t xml:space="preserve">## [1] "t1 R2 test: 0.994499330804934 MAPE: 0.0194977403976999"</w:t>
+      </w:r>
+      <w:r>
+        <w:br/>
+      </w:r>
+      <w:r>
+        <w:rPr>
+          <w:rStyle w:val="VerbatimChar"/>
+        </w:rPr>
+        <w:t xml:space="preserve">## [1] "t0 R2 test: 0.992760155333591 MAPE: 0.0258164867151474"</w:t>
       </w:r>
     </w:p>
     <w:p>
@@ -1927,7 +1927,7 @@
         <w:rPr>
           <w:rStyle w:val="VerbatimChar"/>
         </w:rPr>
-        <w:t xml:space="preserve">## [1] "Means R2 test: 0.987434337426716 MAPE: 0.0228839127072297"</w:t>
+        <w:t xml:space="preserve">## [1] "Means R2 test: 0.986409764844855 MAPE: 0.0213289671691868"</w:t>
       </w:r>
     </w:p>
     <w:p>

--- a/examples/autoencoder/doc/autoenc_conv_ed.docx
+++ b/examples/autoencoder/doc/autoenc_conv_ed.docx
@@ -1313,52 +1313,52 @@
         <w:rPr>
           <w:rStyle w:val="VerbatimChar"/>
         </w:rPr>
-        <w:t xml:space="preserve">## [1,] 0.7447031 0.8487515 0.9168467 0.9497253 0.9529524</w:t>
-      </w:r>
-      <w:r>
-        <w:br/>
-      </w:r>
-      <w:r>
-        <w:rPr>
-          <w:rStyle w:val="VerbatimChar"/>
-        </w:rPr>
-        <w:t xml:space="preserve">## [2,] 0.8445551 0.9106985 0.9458171 0.9629477 0.9543608</w:t>
-      </w:r>
-      <w:r>
-        <w:br/>
-      </w:r>
-      <w:r>
-        <w:rPr>
-          <w:rStyle w:val="VerbatimChar"/>
-        </w:rPr>
-        <w:t xml:space="preserve">## [3,] 0.9063625 0.9393378 0.9547679 0.9620528 0.9417631</w:t>
-      </w:r>
-      <w:r>
-        <w:br/>
-      </w:r>
-      <w:r>
-        <w:rPr>
-          <w:rStyle w:val="VerbatimChar"/>
-        </w:rPr>
-        <w:t xml:space="preserve">## [4,] 0.9397894 0.9511304 0.9527354 0.9496196 0.9107172</w:t>
-      </w:r>
-      <w:r>
-        <w:br/>
-      </w:r>
-      <w:r>
-        <w:rPr>
-          <w:rStyle w:val="VerbatimChar"/>
-        </w:rPr>
-        <w:t xml:space="preserve">## [5,] 0.9544319 0.9498847 0.9361529 0.9140007 0.8443353</w:t>
-      </w:r>
-      <w:r>
-        <w:br/>
-      </w:r>
-      <w:r>
-        <w:rPr>
-          <w:rStyle w:val="VerbatimChar"/>
-        </w:rPr>
-        <w:t xml:space="preserve">## [6,] 0.9583943 0.9374918 0.8950895 0.8335174 0.7257300</w:t>
+        <w:t xml:space="preserve">## [1,] 0.7332672 0.8489770 0.9196587 0.9541642 0.9569057</w:t>
+      </w:r>
+      <w:r>
+        <w:br/>
+      </w:r>
+      <w:r>
+        <w:rPr>
+          <w:rStyle w:val="VerbatimChar"/>
+        </w:rPr>
+        <w:t xml:space="preserve">## [2,] 0.8394222 0.9113561 0.9475375 0.9660505 0.9582261</w:t>
+      </w:r>
+      <w:r>
+        <w:br/>
+      </w:r>
+      <w:r>
+        <w:rPr>
+          <w:rStyle w:val="VerbatimChar"/>
+        </w:rPr>
+        <w:t xml:space="preserve">## [3,] 0.9065199 0.9401598 0.9554780 0.9637646 0.9446722</w:t>
+      </w:r>
+      <w:r>
+        <w:br/>
+      </w:r>
+      <w:r>
+        <w:rPr>
+          <w:rStyle w:val="VerbatimChar"/>
+        </w:rPr>
+        <w:t xml:space="preserve">## [4,] 0.9420700 0.9523905 0.9529816 0.9495599 0.9122194</w:t>
+      </w:r>
+      <w:r>
+        <w:br/>
+      </w:r>
+      <w:r>
+        <w:rPr>
+          <w:rStyle w:val="VerbatimChar"/>
+        </w:rPr>
+        <w:t xml:space="preserve">## [5,] 0.9583039 0.9527412 0.9370992 0.9102888 0.8430883</w:t>
+      </w:r>
+      <w:r>
+        <w:br/>
+      </w:r>
+      <w:r>
+        <w:rPr>
+          <w:rStyle w:val="VerbatimChar"/>
+        </w:rPr>
+        <w:t xml:space="preserve">## [6,] 0.9624528 0.9406431 0.8980003 0.8214886 0.7187586</w:t>
       </w:r>
     </w:p>
     <w:p>
@@ -1803,43 +1803,43 @@
         <w:rPr>
           <w:rStyle w:val="VerbatimChar"/>
         </w:rPr>
-        <w:t xml:space="preserve">## [1] "t4 R2 test: 0.978780366691905 MAPE: 0.0215695489723043"</w:t>
-      </w:r>
-      <w:r>
-        <w:br/>
-      </w:r>
-      <w:r>
-        <w:rPr>
-          <w:rStyle w:val="VerbatimChar"/>
-        </w:rPr>
-        <w:t xml:space="preserve">## [1] "t3 R2 test: 0.973588337150445 MAPE: 0.0225881892909789"</w:t>
-      </w:r>
-      <w:r>
-        <w:br/>
-      </w:r>
-      <w:r>
-        <w:rPr>
-          <w:rStyle w:val="VerbatimChar"/>
-        </w:rPr>
-        <w:t xml:space="preserve">## [1] "t2 R2 test: 0.992420634243398 MAPE: 0.0171728704698035"</w:t>
-      </w:r>
-      <w:r>
-        <w:br/>
-      </w:r>
-      <w:r>
-        <w:rPr>
-          <w:rStyle w:val="VerbatimChar"/>
-        </w:rPr>
-        <w:t xml:space="preserve">## [1] "t1 R2 test: 0.994499330804934 MAPE: 0.0194977403976999"</w:t>
-      </w:r>
-      <w:r>
-        <w:br/>
-      </w:r>
-      <w:r>
-        <w:rPr>
-          <w:rStyle w:val="VerbatimChar"/>
-        </w:rPr>
-        <w:t xml:space="preserve">## [1] "t0 R2 test: 0.992760155333591 MAPE: 0.0258164867151474"</w:t>
+        <w:t xml:space="preserve">## [1] "t4 R2 test: 0.98403912418343 MAPE: 0.0167832138089356"</w:t>
+      </w:r>
+      <w:r>
+        <w:br/>
+      </w:r>
+      <w:r>
+        <w:rPr>
+          <w:rStyle w:val="VerbatimChar"/>
+        </w:rPr>
+        <w:t xml:space="preserve">## [1] "t3 R2 test: 0.972255995872858 MAPE: 0.0224181682135774"</w:t>
+      </w:r>
+      <w:r>
+        <w:br/>
+      </w:r>
+      <w:r>
+        <w:rPr>
+          <w:rStyle w:val="VerbatimChar"/>
+        </w:rPr>
+        <w:t xml:space="preserve">## [1] "t2 R2 test: 0.991092167308004 MAPE: 0.0180971812452474"</w:t>
+      </w:r>
+      <w:r>
+        <w:br/>
+      </w:r>
+      <w:r>
+        <w:rPr>
+          <w:rStyle w:val="VerbatimChar"/>
+        </w:rPr>
+        <w:t xml:space="preserve">## [1] "t1 R2 test: 0.997013054048606 MAPE: 0.0158044387144873"</w:t>
+      </w:r>
+      <w:r>
+        <w:br/>
+      </w:r>
+      <w:r>
+        <w:rPr>
+          <w:rStyle w:val="VerbatimChar"/>
+        </w:rPr>
+        <w:t xml:space="preserve">## [1] "t0 R2 test: 0.99434955314288 MAPE: 0.0199035941848362"</w:t>
       </w:r>
     </w:p>
     <w:p>
@@ -1927,7 +1927,7 @@
         <w:rPr>
           <w:rStyle w:val="VerbatimChar"/>
         </w:rPr>
-        <w:t xml:space="preserve">## [1] "Means R2 test: 0.986409764844855 MAPE: 0.0213289671691868"</w:t>
+        <w:t xml:space="preserve">## [1] "Means R2 test: 0.987749978911156 MAPE: 0.0186013192334168"</w:t>
       </w:r>
     </w:p>
     <w:p>

--- a/examples/autoencoder/doc/autoenc_conv_ed.docx
+++ b/examples/autoencoder/doc/autoenc_conv_ed.docx
@@ -1313,52 +1313,52 @@
         <w:rPr>
           <w:rStyle w:val="VerbatimChar"/>
         </w:rPr>
-        <w:t xml:space="preserve">## [1,] 0.7332672 0.8489770 0.9196587 0.9541642 0.9569057</w:t>
-      </w:r>
-      <w:r>
-        <w:br/>
-      </w:r>
-      <w:r>
-        <w:rPr>
-          <w:rStyle w:val="VerbatimChar"/>
-        </w:rPr>
-        <w:t xml:space="preserve">## [2,] 0.8394222 0.9113561 0.9475375 0.9660505 0.9582261</w:t>
-      </w:r>
-      <w:r>
-        <w:br/>
-      </w:r>
-      <w:r>
-        <w:rPr>
-          <w:rStyle w:val="VerbatimChar"/>
-        </w:rPr>
-        <w:t xml:space="preserve">## [3,] 0.9065199 0.9401598 0.9554780 0.9637646 0.9446722</w:t>
-      </w:r>
-      <w:r>
-        <w:br/>
-      </w:r>
-      <w:r>
-        <w:rPr>
-          <w:rStyle w:val="VerbatimChar"/>
-        </w:rPr>
-        <w:t xml:space="preserve">## [4,] 0.9420700 0.9523905 0.9529816 0.9495599 0.9122194</w:t>
-      </w:r>
-      <w:r>
-        <w:br/>
-      </w:r>
-      <w:r>
-        <w:rPr>
-          <w:rStyle w:val="VerbatimChar"/>
-        </w:rPr>
-        <w:t xml:space="preserve">## [5,] 0.9583039 0.9527412 0.9370992 0.9102888 0.8430883</w:t>
-      </w:r>
-      <w:r>
-        <w:br/>
-      </w:r>
-      <w:r>
-        <w:rPr>
-          <w:rStyle w:val="VerbatimChar"/>
-        </w:rPr>
-        <w:t xml:space="preserve">## [6,] 0.9624528 0.9406431 0.8980003 0.8214886 0.7187586</w:t>
+        <w:t xml:space="preserve">## [1,] 0.7462921 0.8518279 0.9172499 0.9523227 0.9549283</w:t>
+      </w:r>
+      <w:r>
+        <w:br/>
+      </w:r>
+      <w:r>
+        <w:rPr>
+          <w:rStyle w:val="VerbatimChar"/>
+        </w:rPr>
+        <w:t xml:space="preserve">## [2,] 0.8479126 0.9128550 0.9451566 0.9638758 0.9563554</w:t>
+      </w:r>
+      <w:r>
+        <w:br/>
+      </w:r>
+      <w:r>
+        <w:rPr>
+          <w:rStyle w:val="VerbatimChar"/>
+        </w:rPr>
+        <w:t xml:space="preserve">## [3,] 0.9103958 0.9404891 0.9532181 0.9621839 0.9434422</w:t>
+      </w:r>
+      <w:r>
+        <w:br/>
+      </w:r>
+      <w:r>
+        <w:rPr>
+          <w:rStyle w:val="VerbatimChar"/>
+        </w:rPr>
+        <w:t xml:space="preserve">## [4,] 0.9431618 0.9518753 0.9502728 0.9484658 0.9119547</w:t>
+      </w:r>
+      <w:r>
+        <w:br/>
+      </w:r>
+      <w:r>
+        <w:rPr>
+          <w:rStyle w:val="VerbatimChar"/>
+        </w:rPr>
+        <w:t xml:space="preserve">## [5,] 0.9573008 0.9509776 0.9329262 0.9104646 0.8456075</w:t>
+      </w:r>
+      <w:r>
+        <w:br/>
+      </w:r>
+      <w:r>
+        <w:rPr>
+          <w:rStyle w:val="VerbatimChar"/>
+        </w:rPr>
+        <w:t xml:space="preserve">## [6,] 0.9604717 0.9382059 0.8911133 0.8242683 0.7234043</w:t>
       </w:r>
     </w:p>
     <w:p>
@@ -1803,43 +1803,43 @@
         <w:rPr>
           <w:rStyle w:val="VerbatimChar"/>
         </w:rPr>
-        <w:t xml:space="preserve">## [1] "t4 R2 test: 0.98403912418343 MAPE: 0.0167832138089356"</w:t>
-      </w:r>
-      <w:r>
-        <w:br/>
-      </w:r>
-      <w:r>
-        <w:rPr>
-          <w:rStyle w:val="VerbatimChar"/>
-        </w:rPr>
-        <w:t xml:space="preserve">## [1] "t3 R2 test: 0.972255995872858 MAPE: 0.0224181682135774"</w:t>
-      </w:r>
-      <w:r>
-        <w:br/>
-      </w:r>
-      <w:r>
-        <w:rPr>
-          <w:rStyle w:val="VerbatimChar"/>
-        </w:rPr>
-        <w:t xml:space="preserve">## [1] "t2 R2 test: 0.991092167308004 MAPE: 0.0180971812452474"</w:t>
-      </w:r>
-      <w:r>
-        <w:br/>
-      </w:r>
-      <w:r>
-        <w:rPr>
-          <w:rStyle w:val="VerbatimChar"/>
-        </w:rPr>
-        <w:t xml:space="preserve">## [1] "t1 R2 test: 0.997013054048606 MAPE: 0.0158044387144873"</w:t>
-      </w:r>
-      <w:r>
-        <w:br/>
-      </w:r>
-      <w:r>
-        <w:rPr>
-          <w:rStyle w:val="VerbatimChar"/>
-        </w:rPr>
-        <w:t xml:space="preserve">## [1] "t0 R2 test: 0.99434955314288 MAPE: 0.0199035941848362"</w:t>
+        <w:t xml:space="preserve">## [1] "t4 R2 test: 0.978013179986701 MAPE: 0.0212338717846178"</w:t>
+      </w:r>
+      <w:r>
+        <w:br/>
+      </w:r>
+      <w:r>
+        <w:rPr>
+          <w:rStyle w:val="VerbatimChar"/>
+        </w:rPr>
+        <w:t xml:space="preserve">## [1] "t3 R2 test: 0.969515309490949 MAPE: 0.0241198785354307"</w:t>
+      </w:r>
+      <w:r>
+        <w:br/>
+      </w:r>
+      <w:r>
+        <w:rPr>
+          <w:rStyle w:val="VerbatimChar"/>
+        </w:rPr>
+        <w:t xml:space="preserve">## [1] "t2 R2 test: 0.990726530629861 MAPE: 0.02052376870158"</w:t>
+      </w:r>
+      <w:r>
+        <w:br/>
+      </w:r>
+      <w:r>
+        <w:rPr>
+          <w:rStyle w:val="VerbatimChar"/>
+        </w:rPr>
+        <w:t xml:space="preserve">## [1] "t1 R2 test: 0.996422469898901 MAPE: 0.0156239686055571"</w:t>
+      </w:r>
+      <w:r>
+        <w:br/>
+      </w:r>
+      <w:r>
+        <w:rPr>
+          <w:rStyle w:val="VerbatimChar"/>
+        </w:rPr>
+        <w:t xml:space="preserve">## [1] "t0 R2 test: 0.992792526599118 MAPE: 0.0281514610727358"</w:t>
       </w:r>
     </w:p>
     <w:p>
@@ -1927,7 +1927,7 @@
         <w:rPr>
           <w:rStyle w:val="VerbatimChar"/>
         </w:rPr>
-        <w:t xml:space="preserve">## [1] "Means R2 test: 0.987749978911156 MAPE: 0.0186013192334168"</w:t>
+        <w:t xml:space="preserve">## [1] "Means R2 test: 0.985494003321106 MAPE: 0.0219305897399843"</w:t>
       </w:r>
     </w:p>
     <w:p>

--- a/examples/autoencoder/doc/autoenc_conv_ed.docx
+++ b/examples/autoencoder/doc/autoenc_conv_ed.docx
@@ -1313,52 +1313,52 @@
         <w:rPr>
           <w:rStyle w:val="VerbatimChar"/>
         </w:rPr>
-        <w:t xml:space="preserve">## [1,] 0.7462921 0.8518279 0.9172499 0.9523227 0.9549283</w:t>
-      </w:r>
-      <w:r>
-        <w:br/>
-      </w:r>
-      <w:r>
-        <w:rPr>
-          <w:rStyle w:val="VerbatimChar"/>
-        </w:rPr>
-        <w:t xml:space="preserve">## [2,] 0.8479126 0.9128550 0.9451566 0.9638758 0.9563554</w:t>
-      </w:r>
-      <w:r>
-        <w:br/>
-      </w:r>
-      <w:r>
-        <w:rPr>
-          <w:rStyle w:val="VerbatimChar"/>
-        </w:rPr>
-        <w:t xml:space="preserve">## [3,] 0.9103958 0.9404891 0.9532181 0.9621839 0.9434422</w:t>
-      </w:r>
-      <w:r>
-        <w:br/>
-      </w:r>
-      <w:r>
-        <w:rPr>
-          <w:rStyle w:val="VerbatimChar"/>
-        </w:rPr>
-        <w:t xml:space="preserve">## [4,] 0.9431618 0.9518753 0.9502728 0.9484658 0.9119547</w:t>
-      </w:r>
-      <w:r>
-        <w:br/>
-      </w:r>
-      <w:r>
-        <w:rPr>
-          <w:rStyle w:val="VerbatimChar"/>
-        </w:rPr>
-        <w:t xml:space="preserve">## [5,] 0.9573008 0.9509776 0.9329262 0.9104646 0.8456075</w:t>
-      </w:r>
-      <w:r>
-        <w:br/>
-      </w:r>
-      <w:r>
-        <w:rPr>
-          <w:rStyle w:val="VerbatimChar"/>
-        </w:rPr>
-        <w:t xml:space="preserve">## [6,] 0.9604717 0.9382059 0.8911133 0.8242683 0.7234043</w:t>
+        <w:t xml:space="preserve">## [1,] 0.7464139 0.8527711 0.9204567 0.9531997 0.9564375</w:t>
+      </w:r>
+      <w:r>
+        <w:br/>
+      </w:r>
+      <w:r>
+        <w:rPr>
+          <w:rStyle w:val="VerbatimChar"/>
+        </w:rPr>
+        <w:t xml:space="preserve">## [2,] 0.8510430 0.9131653 0.9474968 0.9645478 0.9568314</w:t>
+      </w:r>
+      <w:r>
+        <w:br/>
+      </w:r>
+      <w:r>
+        <w:rPr>
+          <w:rStyle w:val="VerbatimChar"/>
+        </w:rPr>
+        <w:t xml:space="preserve">## [3,] 0.9148415 0.9422476 0.9562742 0.9626595 0.9433251</w:t>
+      </w:r>
+      <w:r>
+        <w:br/>
+      </w:r>
+      <w:r>
+        <w:rPr>
+          <w:rStyle w:val="VerbatimChar"/>
+        </w:rPr>
+        <w:t xml:space="preserve">## [4,] 0.9482471 0.9546348 0.9539758 0.9473880 0.9083742</w:t>
+      </w:r>
+      <w:r>
+        <w:br/>
+      </w:r>
+      <w:r>
+        <w:rPr>
+          <w:rStyle w:val="VerbatimChar"/>
+        </w:rPr>
+        <w:t xml:space="preserve">## [5,] 0.9628177 0.9551808 0.9381996 0.9052764 0.8336030</w:t>
+      </w:r>
+      <w:r>
+        <w:br/>
+      </w:r>
+      <w:r>
+        <w:rPr>
+          <w:rStyle w:val="VerbatimChar"/>
+        </w:rPr>
+        <w:t xml:space="preserve">## [6,] 0.9640362 0.9427436 0.8990770 0.8224539 0.7115993</w:t>
       </w:r>
     </w:p>
     <w:p>
@@ -1803,43 +1803,43 @@
         <w:rPr>
           <w:rStyle w:val="VerbatimChar"/>
         </w:rPr>
-        <w:t xml:space="preserve">## [1] "t4 R2 test: 0.978013179986701 MAPE: 0.0212338717846178"</w:t>
-      </w:r>
-      <w:r>
-        <w:br/>
-      </w:r>
-      <w:r>
-        <w:rPr>
-          <w:rStyle w:val="VerbatimChar"/>
-        </w:rPr>
-        <w:t xml:space="preserve">## [1] "t3 R2 test: 0.969515309490949 MAPE: 0.0241198785354307"</w:t>
-      </w:r>
-      <w:r>
-        <w:br/>
-      </w:r>
-      <w:r>
-        <w:rPr>
-          <w:rStyle w:val="VerbatimChar"/>
-        </w:rPr>
-        <w:t xml:space="preserve">## [1] "t2 R2 test: 0.990726530629861 MAPE: 0.02052376870158"</w:t>
-      </w:r>
-      <w:r>
-        <w:br/>
-      </w:r>
-      <w:r>
-        <w:rPr>
-          <w:rStyle w:val="VerbatimChar"/>
-        </w:rPr>
-        <w:t xml:space="preserve">## [1] "t1 R2 test: 0.996422469898901 MAPE: 0.0156239686055571"</w:t>
-      </w:r>
-      <w:r>
-        <w:br/>
-      </w:r>
-      <w:r>
-        <w:rPr>
-          <w:rStyle w:val="VerbatimChar"/>
-        </w:rPr>
-        <w:t xml:space="preserve">## [1] "t0 R2 test: 0.992792526599118 MAPE: 0.0281514610727358"</w:t>
+        <w:t xml:space="preserve">## [1] "t4 R2 test: 0.981863836713143 MAPE: 0.0186495560999213"</w:t>
+      </w:r>
+      <w:r>
+        <w:br/>
+      </w:r>
+      <w:r>
+        <w:rPr>
+          <w:rStyle w:val="VerbatimChar"/>
+        </w:rPr>
+        <w:t xml:space="preserve">## [1] "t3 R2 test: 0.971081843932978 MAPE: 0.0224969626035651"</w:t>
+      </w:r>
+      <w:r>
+        <w:br/>
+      </w:r>
+      <w:r>
+        <w:rPr>
+          <w:rStyle w:val="VerbatimChar"/>
+        </w:rPr>
+        <w:t xml:space="preserve">## [1] "t2 R2 test: 0.990608481557701 MAPE: 0.0184875555253681"</w:t>
+      </w:r>
+      <w:r>
+        <w:br/>
+      </w:r>
+      <w:r>
+        <w:rPr>
+          <w:rStyle w:val="VerbatimChar"/>
+        </w:rPr>
+        <w:t xml:space="preserve">## [1] "t1 R2 test: 0.997101455105782 MAPE: 0.016317310452972"</w:t>
+      </w:r>
+      <w:r>
+        <w:br/>
+      </w:r>
+      <w:r>
+        <w:rPr>
+          <w:rStyle w:val="VerbatimChar"/>
+        </w:rPr>
+        <w:t xml:space="preserve">## [1] "t0 R2 test: 0.99558716707346 MAPE: 0.0212040876589028"</w:t>
       </w:r>
     </w:p>
     <w:p>
@@ -1927,7 +1927,7 @@
         <w:rPr>
           <w:rStyle w:val="VerbatimChar"/>
         </w:rPr>
-        <w:t xml:space="preserve">## [1] "Means R2 test: 0.985494003321106 MAPE: 0.0219305897399843"</w:t>
+        <w:t xml:space="preserve">## [1] "Means R2 test: 0.987248556876613 MAPE: 0.0194310944681458"</w:t>
       </w:r>
     </w:p>
     <w:p>

--- a/examples/autoencoder/doc/autoenc_conv_ed.docx
+++ b/examples/autoencoder/doc/autoenc_conv_ed.docx
@@ -1313,52 +1313,52 @@
         <w:rPr>
           <w:rStyle w:val="VerbatimChar"/>
         </w:rPr>
-        <w:t xml:space="preserve">## [1,] 0.7464139 0.8527711 0.9204567 0.9531997 0.9564375</w:t>
-      </w:r>
-      <w:r>
-        <w:br/>
-      </w:r>
-      <w:r>
-        <w:rPr>
-          <w:rStyle w:val="VerbatimChar"/>
-        </w:rPr>
-        <w:t xml:space="preserve">## [2,] 0.8510430 0.9131653 0.9474968 0.9645478 0.9568314</w:t>
-      </w:r>
-      <w:r>
-        <w:br/>
-      </w:r>
-      <w:r>
-        <w:rPr>
-          <w:rStyle w:val="VerbatimChar"/>
-        </w:rPr>
-        <w:t xml:space="preserve">## [3,] 0.9148415 0.9422476 0.9562742 0.9626595 0.9433251</w:t>
-      </w:r>
-      <w:r>
-        <w:br/>
-      </w:r>
-      <w:r>
-        <w:rPr>
-          <w:rStyle w:val="VerbatimChar"/>
-        </w:rPr>
-        <w:t xml:space="preserve">## [4,] 0.9482471 0.9546348 0.9539758 0.9473880 0.9083742</w:t>
-      </w:r>
-      <w:r>
-        <w:br/>
-      </w:r>
-      <w:r>
-        <w:rPr>
-          <w:rStyle w:val="VerbatimChar"/>
-        </w:rPr>
-        <w:t xml:space="preserve">## [5,] 0.9628177 0.9551808 0.9381996 0.9052764 0.8336030</w:t>
-      </w:r>
-      <w:r>
-        <w:br/>
-      </w:r>
-      <w:r>
-        <w:rPr>
-          <w:rStyle w:val="VerbatimChar"/>
-        </w:rPr>
-        <w:t xml:space="preserve">## [6,] 0.9640362 0.9427436 0.8990770 0.8224539 0.7115993</w:t>
+        <w:t xml:space="preserve">## [1,] 0.7426908 0.8493012 0.9165756 0.9506697 0.9541425</w:t>
+      </w:r>
+      <w:r>
+        <w:br/>
+      </w:r>
+      <w:r>
+        <w:rPr>
+          <w:rStyle w:val="VerbatimChar"/>
+        </w:rPr>
+        <w:t xml:space="preserve">## [2,] 0.8430455 0.9105469 0.9453578 0.9634982 0.9553795</w:t>
+      </w:r>
+      <w:r>
+        <w:br/>
+      </w:r>
+      <w:r>
+        <w:rPr>
+          <w:rStyle w:val="VerbatimChar"/>
+        </w:rPr>
+        <w:t xml:space="preserve">## [3,] 0.9056837 0.9391286 0.9543492 0.9624863 0.9429492</w:t>
+      </w:r>
+      <w:r>
+        <w:br/>
+      </w:r>
+      <w:r>
+        <w:rPr>
+          <w:rStyle w:val="VerbatimChar"/>
+        </w:rPr>
+        <w:t xml:space="preserve">## [4,] 0.9397896 0.9509409 0.9522017 0.9496924 0.9118212</w:t>
+      </w:r>
+      <w:r>
+        <w:br/>
+      </w:r>
+      <w:r>
+        <w:rPr>
+          <w:rStyle w:val="VerbatimChar"/>
+        </w:rPr>
+        <w:t xml:space="preserve">## [5,] 0.9552432 0.9501053 0.9358777 0.9134934 0.8453783</w:t>
+      </w:r>
+      <w:r>
+        <w:br/>
+      </w:r>
+      <w:r>
+        <w:rPr>
+          <w:rStyle w:val="VerbatimChar"/>
+        </w:rPr>
+        <w:t xml:space="preserve">## [6,] 0.9593740 0.9378805 0.8958430 0.8328417 0.7279027</w:t>
       </w:r>
     </w:p>
     <w:p>
@@ -1803,43 +1803,43 @@
         <w:rPr>
           <w:rStyle w:val="VerbatimChar"/>
         </w:rPr>
-        <w:t xml:space="preserve">## [1] "t4 R2 test: 0.981863836713143 MAPE: 0.0186495560999213"</w:t>
-      </w:r>
-      <w:r>
-        <w:br/>
-      </w:r>
-      <w:r>
-        <w:rPr>
-          <w:rStyle w:val="VerbatimChar"/>
-        </w:rPr>
-        <w:t xml:space="preserve">## [1] "t3 R2 test: 0.971081843932978 MAPE: 0.0224969626035651"</w:t>
-      </w:r>
-      <w:r>
-        <w:br/>
-      </w:r>
-      <w:r>
-        <w:rPr>
-          <w:rStyle w:val="VerbatimChar"/>
-        </w:rPr>
-        <w:t xml:space="preserve">## [1] "t2 R2 test: 0.990608481557701 MAPE: 0.0184875555253681"</w:t>
-      </w:r>
-      <w:r>
-        <w:br/>
-      </w:r>
-      <w:r>
-        <w:rPr>
-          <w:rStyle w:val="VerbatimChar"/>
-        </w:rPr>
-        <w:t xml:space="preserve">## [1] "t1 R2 test: 0.997101455105782 MAPE: 0.016317310452972"</w:t>
-      </w:r>
-      <w:r>
-        <w:br/>
-      </w:r>
-      <w:r>
-        <w:rPr>
-          <w:rStyle w:val="VerbatimChar"/>
-        </w:rPr>
-        <w:t xml:space="preserve">## [1] "t0 R2 test: 0.99558716707346 MAPE: 0.0212040876589028"</w:t>
+        <w:t xml:space="preserve">## [1] "t4 R2 test: 0.982777081109435 MAPE: 0.0200153840842258"</w:t>
+      </w:r>
+      <w:r>
+        <w:br/>
+      </w:r>
+      <w:r>
+        <w:rPr>
+          <w:rStyle w:val="VerbatimChar"/>
+        </w:rPr>
+        <w:t xml:space="preserve">## [1] "t3 R2 test: 0.973501585877827 MAPE: 0.0223711308851931"</w:t>
+      </w:r>
+      <w:r>
+        <w:br/>
+      </w:r>
+      <w:r>
+        <w:rPr>
+          <w:rStyle w:val="VerbatimChar"/>
+        </w:rPr>
+        <w:t xml:space="preserve">## [1] "t2 R2 test: 0.992066659109538 MAPE: 0.0176099344444638"</w:t>
+      </w:r>
+      <w:r>
+        <w:br/>
+      </w:r>
+      <w:r>
+        <w:rPr>
+          <w:rStyle w:val="VerbatimChar"/>
+        </w:rPr>
+        <w:t xml:space="preserve">## [1] "t1 R2 test: 0.994689035472519 MAPE: 0.0192464503320035"</w:t>
+      </w:r>
+      <w:r>
+        <w:br/>
+      </w:r>
+      <w:r>
+        <w:rPr>
+          <w:rStyle w:val="VerbatimChar"/>
+        </w:rPr>
+        <w:t xml:space="preserve">## [1] "t0 R2 test: 0.992712323674702 MAPE: 0.0264280109443862"</w:t>
       </w:r>
     </w:p>
     <w:p>
@@ -1927,7 +1927,7 @@
         <w:rPr>
           <w:rStyle w:val="VerbatimChar"/>
         </w:rPr>
-        <w:t xml:space="preserve">## [1] "Means R2 test: 0.987248556876613 MAPE: 0.0194310944681458"</w:t>
+        <w:t xml:space="preserve">## [1] "Means R2 test: 0.987149337048804 MAPE: 0.0211341821380545"</w:t>
       </w:r>
     </w:p>
     <w:p>

--- a/examples/autoencoder/doc/autoenc_conv_ed.docx
+++ b/examples/autoencoder/doc/autoenc_conv_ed.docx
@@ -2,7 +2,7 @@
 <file path=word/document.xml><?xml version="1.0" encoding="utf-8"?>
 <w:document xmlns:w="http://schemas.openxmlformats.org/wordprocessingml/2006/main" xmlns:m="http://schemas.openxmlformats.org/officeDocument/2006/math" xmlns:r="http://schemas.openxmlformats.org/officeDocument/2006/relationships" xmlns:o="urn:schemas-microsoft-com:office:office" xmlns:v="urn:schemas-microsoft-com:vml" xmlns:w10="urn:schemas-microsoft-com:office:word" xmlns:a="http://schemas.openxmlformats.org/drawingml/2006/main" xmlns:pic="http://schemas.openxmlformats.org/drawingml/2006/picture" xmlns:wp="http://schemas.openxmlformats.org/drawingml/2006/wordprocessingDrawing">
   <w:body>
-    <w:bookmarkStart w:id="23" w:name="convolutional-autoencoder-encode-decode"/>
+    <w:bookmarkStart w:id="12" w:name="convolutional-autoencoder-encode-decode"/>
     <w:p>
       <w:pPr>
         <w:pStyle w:val="Heading2"/>
@@ -877,31 +877,199 @@
         <w:rPr>
           <w:rStyle w:val="AttributeTok"/>
         </w:rPr>
-        <w:t xml:space="preserve">x=</w:t>
+        <w:t xml:space="preserve">x =</w:t>
+      </w:r>
+      <w:r>
+        <w:rPr>
+          <w:rStyle w:val="NormalTok"/>
+        </w:rPr>
+        <w:t xml:space="preserve"> </w:t>
+      </w:r>
+      <w:r>
+        <w:rPr>
+          <w:rStyle w:val="FunctionTok"/>
+        </w:rPr>
+        <w:t xml:space="preserve">seq_along</w:t>
+      </w:r>
+      <w:r>
+        <w:rPr>
+          <w:rStyle w:val="NormalTok"/>
+        </w:rPr>
+        <w:t xml:space="preserve">(auto</w:t>
+      </w:r>
+      <w:r>
+        <w:rPr>
+          <w:rStyle w:val="SpecialCharTok"/>
+        </w:rPr>
+        <w:t xml:space="preserve">$</w:t>
+      </w:r>
+      <w:r>
+        <w:rPr>
+          <w:rStyle w:val="NormalTok"/>
+        </w:rPr>
+        <w:t xml:space="preserve">train_loss), </w:t>
+      </w:r>
+      <w:r>
+        <w:rPr>
+          <w:rStyle w:val="AttributeTok"/>
+        </w:rPr>
+        <w:t xml:space="preserve">train_loss =</w:t>
+      </w:r>
+      <w:r>
+        <w:rPr>
+          <w:rStyle w:val="NormalTok"/>
+        </w:rPr>
+        <w:t xml:space="preserve"> auto</w:t>
+      </w:r>
+      <w:r>
+        <w:rPr>
+          <w:rStyle w:val="SpecialCharTok"/>
+        </w:rPr>
+        <w:t xml:space="preserve">$</w:t>
+      </w:r>
+      <w:r>
+        <w:rPr>
+          <w:rStyle w:val="NormalTok"/>
+        </w:rPr>
+        <w:t xml:space="preserve">train_loss)</w:t>
+      </w:r>
+      <w:r>
+        <w:br/>
+      </w:r>
+      <w:r>
+        <w:rPr>
+          <w:rStyle w:val="ControlFlowTok"/>
+        </w:rPr>
+        <w:t xml:space="preserve">if</w:t>
+      </w:r>
+      <w:r>
+        <w:rPr>
+          <w:rStyle w:val="NormalTok"/>
+        </w:rPr>
+        <w:t xml:space="preserve"> (</w:t>
+      </w:r>
+      <w:r>
+        <w:rPr>
+          <w:rStyle w:val="SpecialCharTok"/>
+        </w:rPr>
+        <w:t xml:space="preserve">!</w:t>
+      </w:r>
+      <w:r>
+        <w:rPr>
+          <w:rStyle w:val="FunctionTok"/>
+        </w:rPr>
+        <w:t xml:space="preserve">is.null</w:t>
+      </w:r>
+      <w:r>
+        <w:rPr>
+          <w:rStyle w:val="NormalTok"/>
+        </w:rPr>
+        <w:t xml:space="preserve">(auto</w:t>
+      </w:r>
+      <w:r>
+        <w:rPr>
+          <w:rStyle w:val="SpecialCharTok"/>
+        </w:rPr>
+        <w:t xml:space="preserve">$</w:t>
+      </w:r>
+      <w:r>
+        <w:rPr>
+          <w:rStyle w:val="NormalTok"/>
+        </w:rPr>
+        <w:t xml:space="preserve">val_loss) </w:t>
+      </w:r>
+      <w:r>
+        <w:rPr>
+          <w:rStyle w:val="SpecialCharTok"/>
+        </w:rPr>
+        <w:t xml:space="preserve">&amp;&amp;</w:t>
+      </w:r>
+      <w:r>
+        <w:rPr>
+          <w:rStyle w:val="NormalTok"/>
+        </w:rPr>
+        <w:t xml:space="preserve"> </w:t>
+      </w:r>
+      <w:r>
+        <w:rPr>
+          <w:rStyle w:val="FunctionTok"/>
+        </w:rPr>
+        <w:t xml:space="preserve">length</w:t>
+      </w:r>
+      <w:r>
+        <w:rPr>
+          <w:rStyle w:val="NormalTok"/>
+        </w:rPr>
+        <w:t xml:space="preserve">(auto</w:t>
+      </w:r>
+      <w:r>
+        <w:rPr>
+          <w:rStyle w:val="SpecialCharTok"/>
+        </w:rPr>
+        <w:t xml:space="preserve">$</w:t>
+      </w:r>
+      <w:r>
+        <w:rPr>
+          <w:rStyle w:val="NormalTok"/>
+        </w:rPr>
+        <w:t xml:space="preserve">val_loss) </w:t>
+      </w:r>
+      <w:r>
+        <w:rPr>
+          <w:rStyle w:val="SpecialCharTok"/>
+        </w:rPr>
+        <w:t xml:space="preserve">&gt;</w:t>
+      </w:r>
+      <w:r>
+        <w:rPr>
+          <w:rStyle w:val="NormalTok"/>
+        </w:rPr>
+        <w:t xml:space="preserve"> </w:t>
       </w:r>
       <w:r>
         <w:rPr>
           <w:rStyle w:val="DecValTok"/>
         </w:rPr>
-        <w:t xml:space="preserve">1</w:t>
+        <w:t xml:space="preserve">0</w:t>
+      </w:r>
+      <w:r>
+        <w:rPr>
+          <w:rStyle w:val="NormalTok"/>
+        </w:rPr>
+        <w:t xml:space="preserve">) {</w:t>
+      </w:r>
+      <w:r>
+        <w:br/>
+      </w:r>
+      <w:r>
+        <w:rPr>
+          <w:rStyle w:val="NormalTok"/>
+        </w:rPr>
+        <w:t xml:space="preserve">  fit_loss</w:t>
       </w:r>
       <w:r>
         <w:rPr>
           <w:rStyle w:val="SpecialCharTok"/>
         </w:rPr>
-        <w:t xml:space="preserve">:</w:t>
-      </w:r>
-      <w:r>
-        <w:rPr>
-          <w:rStyle w:val="FunctionTok"/>
-        </w:rPr>
-        <w:t xml:space="preserve">length</w:t>
-      </w:r>
-      <w:r>
-        <w:rPr>
-          <w:rStyle w:val="NormalTok"/>
-        </w:rPr>
-        <w:t xml:space="preserve">(auto</w:t>
+        <w:t xml:space="preserve">$</w:t>
+      </w:r>
+      <w:r>
+        <w:rPr>
+          <w:rStyle w:val="NormalTok"/>
+        </w:rPr>
+        <w:t xml:space="preserve">val_loss </w:t>
+      </w:r>
+      <w:r>
+        <w:rPr>
+          <w:rStyle w:val="OtherTok"/>
+        </w:rPr>
+        <w:t xml:space="preserve">&lt;-</w:t>
+      </w:r>
+      <w:r>
+        <w:rPr>
+          <w:rStyle w:val="NormalTok"/>
+        </w:rPr>
+        <w:t xml:space="preserve"> auto</w:t>
       </w:r>
       <w:r>
         <w:rPr>
@@ -913,133 +1081,205 @@
         <w:rPr>
           <w:rStyle w:val="NormalTok"/>
         </w:rPr>
-        <w:t xml:space="preserve">train_loss), </w:t>
+        <w:t xml:space="preserve">val_loss</w:t>
+      </w:r>
+      <w:r>
+        <w:br/>
+      </w:r>
+      <w:r>
+        <w:rPr>
+          <w:rStyle w:val="NormalTok"/>
+        </w:rPr>
+        <w:t xml:space="preserve">}</w:t>
+      </w:r>
+      <w:r>
+        <w:br/>
+      </w:r>
+      <w:r>
+        <w:br/>
+      </w:r>
+      <w:r>
+        <w:rPr>
+          <w:rStyle w:val="NormalTok"/>
+        </w:rPr>
+        <w:t xml:space="preserve">colors </w:t>
+      </w:r>
+      <w:r>
+        <w:rPr>
+          <w:rStyle w:val="OtherTok"/>
+        </w:rPr>
+        <w:t xml:space="preserve">&lt;-</w:t>
+      </w:r>
+      <w:r>
+        <w:rPr>
+          <w:rStyle w:val="NormalTok"/>
+        </w:rPr>
+        <w:t xml:space="preserve"> </w:t>
+      </w:r>
+      <w:r>
+        <w:rPr>
+          <w:rStyle w:val="ControlFlowTok"/>
+        </w:rPr>
+        <w:t xml:space="preserve">if</w:t>
+      </w:r>
+      <w:r>
+        <w:rPr>
+          <w:rStyle w:val="NormalTok"/>
+        </w:rPr>
+        <w:t xml:space="preserve"> (</w:t>
+      </w:r>
+      <w:r>
+        <w:rPr>
+          <w:rStyle w:val="StringTok"/>
+        </w:rPr>
+        <w:t xml:space="preserve">"val_loss"</w:t>
+      </w:r>
+      <w:r>
+        <w:rPr>
+          <w:rStyle w:val="NormalTok"/>
+        </w:rPr>
+        <w:t xml:space="preserve"> </w:t>
+      </w:r>
+      <w:r>
+        <w:rPr>
+          <w:rStyle w:val="SpecialCharTok"/>
+        </w:rPr>
+        <w:t xml:space="preserve">%in%</w:t>
+      </w:r>
+      <w:r>
+        <w:rPr>
+          <w:rStyle w:val="NormalTok"/>
+        </w:rPr>
+        <w:t xml:space="preserve"> </w:t>
+      </w:r>
+      <w:r>
+        <w:rPr>
+          <w:rStyle w:val="FunctionTok"/>
+        </w:rPr>
+        <w:t xml:space="preserve">names</w:t>
+      </w:r>
+      <w:r>
+        <w:rPr>
+          <w:rStyle w:val="NormalTok"/>
+        </w:rPr>
+        <w:t xml:space="preserve">(fit_loss)) </w:t>
+      </w:r>
+      <w:r>
+        <w:rPr>
+          <w:rStyle w:val="FunctionTok"/>
+        </w:rPr>
+        <w:t xml:space="preserve">c</w:t>
+      </w:r>
+      <w:r>
+        <w:rPr>
+          <w:rStyle w:val="NormalTok"/>
+        </w:rPr>
+        <w:t xml:space="preserve">(</w:t>
+      </w:r>
+      <w:r>
+        <w:rPr>
+          <w:rStyle w:val="StringTok"/>
+        </w:rPr>
+        <w:t xml:space="preserve">"Blue"</w:t>
+      </w:r>
+      <w:r>
+        <w:rPr>
+          <w:rStyle w:val="NormalTok"/>
+        </w:rPr>
+        <w:t xml:space="preserve">, </w:t>
+      </w:r>
+      <w:r>
+        <w:rPr>
+          <w:rStyle w:val="StringTok"/>
+        </w:rPr>
+        <w:t xml:space="preserve">"Orange"</w:t>
+      </w:r>
+      <w:r>
+        <w:rPr>
+          <w:rStyle w:val="NormalTok"/>
+        </w:rPr>
+        <w:t xml:space="preserve">) </w:t>
+      </w:r>
+      <w:r>
+        <w:rPr>
+          <w:rStyle w:val="ControlFlowTok"/>
+        </w:rPr>
+        <w:t xml:space="preserve">else</w:t>
+      </w:r>
+      <w:r>
+        <w:rPr>
+          <w:rStyle w:val="NormalTok"/>
+        </w:rPr>
+        <w:t xml:space="preserve"> </w:t>
+      </w:r>
+      <w:r>
+        <w:rPr>
+          <w:rStyle w:val="FunctionTok"/>
+        </w:rPr>
+        <w:t xml:space="preserve">c</w:t>
+      </w:r>
+      <w:r>
+        <w:rPr>
+          <w:rStyle w:val="NormalTok"/>
+        </w:rPr>
+        <w:t xml:space="preserve">(</w:t>
+      </w:r>
+      <w:r>
+        <w:rPr>
+          <w:rStyle w:val="StringTok"/>
+        </w:rPr>
+        <w:t xml:space="preserve">"Blue"</w:t>
+      </w:r>
+      <w:r>
+        <w:rPr>
+          <w:rStyle w:val="NormalTok"/>
+        </w:rPr>
+        <w:t xml:space="preserve">)</w:t>
+      </w:r>
+      <w:r>
+        <w:br/>
+      </w:r>
+      <w:r>
+        <w:rPr>
+          <w:rStyle w:val="NormalTok"/>
+        </w:rPr>
+        <w:t xml:space="preserve">grf </w:t>
+      </w:r>
+      <w:r>
+        <w:rPr>
+          <w:rStyle w:val="OtherTok"/>
+        </w:rPr>
+        <w:t xml:space="preserve">&lt;-</w:t>
+      </w:r>
+      <w:r>
+        <w:rPr>
+          <w:rStyle w:val="NormalTok"/>
+        </w:rPr>
+        <w:t xml:space="preserve"> </w:t>
+      </w:r>
+      <w:r>
+        <w:rPr>
+          <w:rStyle w:val="FunctionTok"/>
+        </w:rPr>
+        <w:t xml:space="preserve">plot_series</w:t>
+      </w:r>
+      <w:r>
+        <w:rPr>
+          <w:rStyle w:val="NormalTok"/>
+        </w:rPr>
+        <w:t xml:space="preserve">(fit_loss, </w:t>
       </w:r>
       <w:r>
         <w:rPr>
           <w:rStyle w:val="AttributeTok"/>
         </w:rPr>
-        <w:t xml:space="preserve">train_loss=</w:t>
-      </w:r>
-      <w:r>
-        <w:rPr>
-          <w:rStyle w:val="NormalTok"/>
-        </w:rPr>
-        <w:t xml:space="preserve">auto</w:t>
-      </w:r>
-      <w:r>
-        <w:rPr>
-          <w:rStyle w:val="SpecialCharTok"/>
-        </w:rPr>
-        <w:t xml:space="preserve">$</w:t>
-      </w:r>
-      <w:r>
-        <w:rPr>
-          <w:rStyle w:val="NormalTok"/>
-        </w:rPr>
-        <w:t xml:space="preserve">train_loss,</w:t>
-      </w:r>
-      <w:r>
-        <w:rPr>
-          <w:rStyle w:val="AttributeTok"/>
-        </w:rPr>
-        <w:t xml:space="preserve">val_loss=</w:t>
-      </w:r>
-      <w:r>
-        <w:rPr>
-          <w:rStyle w:val="NormalTok"/>
-        </w:rPr>
-        <w:t xml:space="preserve">auto</w:t>
-      </w:r>
-      <w:r>
-        <w:rPr>
-          <w:rStyle w:val="SpecialCharTok"/>
-        </w:rPr>
-        <w:t xml:space="preserve">$</w:t>
-      </w:r>
-      <w:r>
-        <w:rPr>
-          <w:rStyle w:val="NormalTok"/>
-        </w:rPr>
-        <w:t xml:space="preserve">val_loss)</w:t>
-      </w:r>
-      <w:r>
-        <w:br/>
-      </w:r>
-      <w:r>
-        <w:br/>
-      </w:r>
-      <w:r>
-        <w:rPr>
-          <w:rStyle w:val="NormalTok"/>
-        </w:rPr>
-        <w:t xml:space="preserve">grf </w:t>
-      </w:r>
-      <w:r>
-        <w:rPr>
-          <w:rStyle w:val="OtherTok"/>
-        </w:rPr>
-        <w:t xml:space="preserve">&lt;-</w:t>
-      </w:r>
-      <w:r>
-        <w:rPr>
-          <w:rStyle w:val="NormalTok"/>
-        </w:rPr>
-        <w:t xml:space="preserve"> </w:t>
-      </w:r>
-      <w:r>
-        <w:rPr>
-          <w:rStyle w:val="FunctionTok"/>
-        </w:rPr>
-        <w:t xml:space="preserve">plot_series</w:t>
-      </w:r>
-      <w:r>
-        <w:rPr>
-          <w:rStyle w:val="NormalTok"/>
-        </w:rPr>
-        <w:t xml:space="preserve">(fit_loss, </w:t>
-      </w:r>
-      <w:r>
-        <w:rPr>
-          <w:rStyle w:val="AttributeTok"/>
-        </w:rPr>
-        <w:t xml:space="preserve">colors=</w:t>
-      </w:r>
-      <w:r>
-        <w:rPr>
-          <w:rStyle w:val="FunctionTok"/>
-        </w:rPr>
-        <w:t xml:space="preserve">c</w:t>
-      </w:r>
-      <w:r>
-        <w:rPr>
-          <w:rStyle w:val="NormalTok"/>
-        </w:rPr>
-        <w:t xml:space="preserve">(</w:t>
-      </w:r>
-      <w:r>
-        <w:rPr>
-          <w:rStyle w:val="StringTok"/>
-        </w:rPr>
-        <w:t xml:space="preserve">'Blue'</w:t>
-      </w:r>
-      <w:r>
-        <w:rPr>
-          <w:rStyle w:val="NormalTok"/>
-        </w:rPr>
-        <w:t xml:space="preserve">,</w:t>
-      </w:r>
-      <w:r>
-        <w:rPr>
-          <w:rStyle w:val="StringTok"/>
-        </w:rPr>
-        <w:t xml:space="preserve">'Orange'</w:t>
-      </w:r>
-      <w:r>
-        <w:rPr>
-          <w:rStyle w:val="NormalTok"/>
-        </w:rPr>
-        <w:t xml:space="preserve">))</w:t>
+        <w:t xml:space="preserve">colors =</w:t>
+      </w:r>
+      <w:r>
+        <w:rPr>
+          <w:rStyle w:val="NormalTok"/>
+        </w:rPr>
+        <w:t xml:space="preserve"> colors)</w:t>
       </w:r>
       <w:r>
         <w:br/>
@@ -1066,18 +1306,18 @@
           <wp:inline>
             <wp:extent cx="4620126" cy="3696101"/>
             <wp:effectExtent b="0" l="0" r="0" t="0"/>
-            <wp:docPr descr="" title="" id="21" name="Picture"/>
+            <wp:docPr descr="" title="" id="10" name="Picture"/>
             <a:graphic>
               <a:graphicData uri="http://schemas.openxmlformats.org/drawingml/2006/picture">
                 <pic:pic>
                   <pic:nvPicPr>
-                    <pic:cNvPr descr="/home/gpca/daltoolboxdp/examples/autoencoder/doc/autoenc_conv_ed_files/figure-docx/unnamed-chunk-7-1.png" id="22" name="Picture"/>
+                    <pic:cNvPr descr="C:\Git\dal\daltoolboxdp\examples\autoencoder\doc\autoenc_conv_ed_files/fbdae8f9d61e566cbb425f3b9d03154a1452ad19.png" id="11" name="Picture"/>
                     <pic:cNvPicPr>
                       <a:picLocks noChangeArrowheads="1" noChangeAspect="1"/>
                     </pic:cNvPicPr>
                   </pic:nvPicPr>
                   <pic:blipFill>
-                    <a:blip r:embed="rId20"/>
+                    <a:blip r:embed="rId9"/>
                     <a:stretch>
                       <a:fillRect/>
                     </a:stretch>
@@ -1313,7 +1553,7 @@
         <w:rPr>
           <w:rStyle w:val="VerbatimChar"/>
         </w:rPr>
-        <w:t xml:space="preserve">## [1,] 0.7426908 0.8493012 0.9165756 0.9506697 0.9541425</w:t>
+        <w:t xml:space="preserve">## [1,] 0.8056200 0.8415858 0.8309544 0.8898591 0.8946847</w:t>
       </w:r>
       <w:r>
         <w:br/>
@@ -1322,7 +1562,7 @@
         <w:rPr>
           <w:rStyle w:val="VerbatimChar"/>
         </w:rPr>
-        <w:t xml:space="preserve">## [2,] 0.8430455 0.9105469 0.9453578 0.9634982 0.9553795</w:t>
+        <w:t xml:space="preserve">## [2,] 0.8389629 0.8712876 0.8560066 0.9035313 0.9078140</w:t>
       </w:r>
       <w:r>
         <w:br/>
@@ -1331,7 +1571,7 @@
         <w:rPr>
           <w:rStyle w:val="VerbatimChar"/>
         </w:rPr>
-        <w:t xml:space="preserve">## [3,] 0.9056837 0.9391286 0.9543492 0.9624863 0.9429492</w:t>
+        <w:t xml:space="preserve">## [3,] 0.8557966 0.8862655 0.8704581 0.9073148 0.9097396</w:t>
       </w:r>
       <w:r>
         <w:br/>
@@ -1340,7 +1580,7 @@
         <w:rPr>
           <w:rStyle w:val="VerbatimChar"/>
         </w:rPr>
-        <w:t xml:space="preserve">## [4,] 0.9397896 0.9509409 0.9522017 0.9496924 0.9118212</w:t>
+        <w:t xml:space="preserve">## [4,] 0.8585018 0.8899163 0.8751597 0.9028940 0.9004117</w:t>
       </w:r>
       <w:r>
         <w:br/>
@@ -1349,7 +1589,7 @@
         <w:rPr>
           <w:rStyle w:val="VerbatimChar"/>
         </w:rPr>
-        <w:t xml:space="preserve">## [5,] 0.9552432 0.9501053 0.9358777 0.9134934 0.8453783</w:t>
+        <w:t xml:space="preserve">## [5,] 0.8469356 0.8827261 0.8706026 0.8890432 0.8768513</w:t>
       </w:r>
       <w:r>
         <w:br/>
@@ -1358,7 +1598,7 @@
         <w:rPr>
           <w:rStyle w:val="VerbatimChar"/>
         </w:rPr>
-        <w:t xml:space="preserve">## [6,] 0.9593740 0.9378805 0.8958430 0.8328417 0.7279027</w:t>
+        <w:t xml:space="preserve">## [6,] 0.8151769 0.8595778 0.8552094 0.8572169 0.8308213</w:t>
       </w:r>
     </w:p>
     <w:p>
@@ -1803,7 +2043,7 @@
         <w:rPr>
           <w:rStyle w:val="VerbatimChar"/>
         </w:rPr>
-        <w:t xml:space="preserve">## [1] "t4 R2 test: 0.982777081109435 MAPE: 0.0200153840842258"</w:t>
+        <w:t xml:space="preserve">## [1] "t4 R2 test: 0.362050971922682 MAPE: 0.169778608949415"</w:t>
       </w:r>
       <w:r>
         <w:br/>
@@ -1812,7 +2052,7 @@
         <w:rPr>
           <w:rStyle w:val="VerbatimChar"/>
         </w:rPr>
-        <w:t xml:space="preserve">## [1] "t3 R2 test: 0.973501585877827 MAPE: 0.0223711308851931"</w:t>
+        <w:t xml:space="preserve">## [1] "t3 R2 test: 0.921540243998246 MAPE: 0.0992372889467538"</w:t>
       </w:r>
       <w:r>
         <w:br/>
@@ -1821,7 +2061,7 @@
         <w:rPr>
           <w:rStyle w:val="VerbatimChar"/>
         </w:rPr>
-        <w:t xml:space="preserve">## [1] "t2 R2 test: 0.992066659109538 MAPE: 0.0176099344444638"</w:t>
+        <w:t xml:space="preserve">## [1] "t2 R2 test: 0.941243382674776 MAPE: 0.096754494812649"</w:t>
       </w:r>
       <w:r>
         <w:br/>
@@ -1830,7 +2070,7 @@
         <w:rPr>
           <w:rStyle w:val="VerbatimChar"/>
         </w:rPr>
-        <w:t xml:space="preserve">## [1] "t1 R2 test: 0.994689035472519 MAPE: 0.0192464503320035"</w:t>
+        <w:t xml:space="preserve">## [1] "t1 R2 test: 0.939528478070626 MAPE: 0.121647287818166"</w:t>
       </w:r>
       <w:r>
         <w:br/>
@@ -1839,7 +2079,7 @@
         <w:rPr>
           <w:rStyle w:val="VerbatimChar"/>
         </w:rPr>
-        <w:t xml:space="preserve">## [1] "t0 R2 test: 0.992712323674702 MAPE: 0.0264280109443862"</w:t>
+        <w:t xml:space="preserve">## [1] "t0 R2 test: 0.915415840749329 MAPE: 0.183062125093238"</w:t>
       </w:r>
     </w:p>
     <w:p>
@@ -1927,7 +2167,7 @@
         <w:rPr>
           <w:rStyle w:val="VerbatimChar"/>
         </w:rPr>
-        <w:t xml:space="preserve">## [1] "Means R2 test: 0.987149337048804 MAPE: 0.0211341821380545"</w:t>
+        <w:t xml:space="preserve">## [1] "Means R2 test: 0.815955783483132 MAPE: 0.134095961124044"</w:t>
       </w:r>
     </w:p>
     <w:p>
@@ -1955,7 +2195,7 @@
         <w:t xml:space="preserve">- Masci, J., Meier, U., Ciresan, D., &amp; Schmidhuber, J. (2011). Stacked Convolutional Auto-Encoders for Hierarchical Feature Extraction. ICANN.</w:t>
       </w:r>
     </w:p>
-    <w:bookmarkEnd w:id="23"/>
+    <w:bookmarkEnd w:id="12"/>
     <w:sectPr>
       <w:footnotePr>
         <w:numRestart w:val="eachSect"/>
@@ -2077,10 +2317,10 @@
   <w:docDefaults>
     <w:rPrDefault>
       <w:rPr>
-        <w:rFonts w:asciiTheme="minorHAnsi" w:cstheme="minorBidi" w:eastAsiaTheme="minorHAnsi" w:hAnsiTheme="minorHAnsi"/>
+        <w:rFonts w:asciiTheme="minorHAnsi" w:cstheme="minorBidi" w:eastAsiaTheme="minorEastAsia" w:hAnsiTheme="minorHAnsi"/>
         <w:sz w:val="24"/>
         <w:szCs w:val="24"/>
-        <w:lang w:bidi="ar-SA" w:eastAsia="en-US" w:val="en-US"/>
+        <w:lang w:bidi="ar-SA" w:eastAsia="zh-CN" w:val="en-US"/>
       </w:rPr>
     </w:rPrDefault>
     <w:pPrDefault>
@@ -2621,13 +2861,6 @@
       </w:tblCellMar>
     </w:tblPr>
     <w:tblStylePr w:type="firstRow">
-      <w:tblPr>
-        <w:jc w:val="left"/>
-        <w:tblInd w:type="dxa" w:w="0"/>
-      </w:tblPr>
-      <w:trPr>
-        <w:jc w:val="left"/>
-      </w:trPr>
       <w:tcPr>
         <w:tcBorders>
           <w:bottom w:val="single"/>

--- a/examples/autoencoder/doc/autoenc_conv_ed.docx
+++ b/examples/autoencoder/doc/autoenc_conv_ed.docx
@@ -837,6 +837,185 @@
           <w:rStyle w:val="NormalTok"/>
         </w:rPr>
         <w:t xml:space="preserve">(auto, train)</w:t>
+      </w:r>
+    </w:p>
+    <w:p>
+      <w:pPr>
+        <w:pStyle w:val="FirstParagraph"/>
+      </w:pPr>
+      <w:r>
+        <w:t xml:space="preserve">Constructor configuration</w:t>
+      </w:r>
+      <w:r>
+        <w:t xml:space="preserve"> </w:t>
+      </w:r>
+      <w:r>
+        <w:t xml:space="preserve">- Fixed-epoch baseline: set</w:t>
+      </w:r>
+      <w:r>
+        <w:t xml:space="preserve"> </w:t>
+      </w:r>
+      <w:r>
+        <w:rPr>
+          <w:rStyle w:val="VerbatimChar"/>
+        </w:rPr>
+        <w:t xml:space="preserve">epochs</w:t>
+      </w:r>
+      <w:r>
+        <w:t xml:space="preserve"> </w:t>
+      </w:r>
+      <w:r>
+        <w:t xml:space="preserve">and keep</w:t>
+      </w:r>
+      <w:r>
+        <w:t xml:space="preserve"> </w:t>
+      </w:r>
+      <w:r>
+        <w:rPr>
+          <w:rStyle w:val="VerbatimChar"/>
+        </w:rPr>
+        <w:t xml:space="preserve">validation_strategy = "static"</w:t>
+      </w:r>
+      <w:r>
+        <w:t xml:space="preserve"> </w:t>
+      </w:r>
+      <w:r>
+        <w:t xml:space="preserve">with</w:t>
+      </w:r>
+      <w:r>
+        <w:t xml:space="preserve"> </w:t>
+      </w:r>
+      <w:r>
+        <w:rPr>
+          <w:rStyle w:val="VerbatimChar"/>
+        </w:rPr>
+        <w:t xml:space="preserve">stopping_rule = "none"</w:t>
+      </w:r>
+      <w:r>
+        <w:t xml:space="preserve">.</w:t>
+      </w:r>
+      <w:r>
+        <w:t xml:space="preserve"> </w:t>
+      </w:r>
+      <w:r>
+        <w:t xml:space="preserve">- Static early stopping: keep</w:t>
+      </w:r>
+      <w:r>
+        <w:t xml:space="preserve"> </w:t>
+      </w:r>
+      <w:r>
+        <w:rPr>
+          <w:rStyle w:val="VerbatimChar"/>
+        </w:rPr>
+        <w:t xml:space="preserve">validation_strategy = "static"</w:t>
+      </w:r>
+      <w:r>
+        <w:t xml:space="preserve"> </w:t>
+      </w:r>
+      <w:r>
+        <w:t xml:space="preserve">and choose</w:t>
+      </w:r>
+      <w:r>
+        <w:t xml:space="preserve"> </w:t>
+      </w:r>
+      <w:r>
+        <w:rPr>
+          <w:rStyle w:val="VerbatimChar"/>
+        </w:rPr>
+        <w:t xml:space="preserve">stopping_rule = "patience"</w:t>
+      </w:r>
+      <w:r>
+        <w:t xml:space="preserve">,</w:t>
+      </w:r>
+      <w:r>
+        <w:t xml:space="preserve"> </w:t>
+      </w:r>
+      <w:r>
+        <w:rPr>
+          <w:rStyle w:val="VerbatimChar"/>
+        </w:rPr>
+        <w:t xml:space="preserve">"sma"</w:t>
+      </w:r>
+      <w:r>
+        <w:t xml:space="preserve">,</w:t>
+      </w:r>
+      <w:r>
+        <w:t xml:space="preserve"> </w:t>
+      </w:r>
+      <w:r>
+        <w:rPr>
+          <w:rStyle w:val="VerbatimChar"/>
+        </w:rPr>
+        <w:t xml:space="preserve">"ema"</w:t>
+      </w:r>
+      <w:r>
+        <w:t xml:space="preserve">, or</w:t>
+      </w:r>
+      <w:r>
+        <w:t xml:space="preserve"> </w:t>
+      </w:r>
+      <w:r>
+        <w:rPr>
+          <w:rStyle w:val="VerbatimChar"/>
+        </w:rPr>
+        <w:t xml:space="preserve">"h"</w:t>
+      </w:r>
+      <w:r>
+        <w:t xml:space="preserve">.</w:t>
+      </w:r>
+      <w:r>
+        <w:t xml:space="preserve"> </w:t>
+      </w:r>
+      <w:r>
+        <w:t xml:space="preserve">- Dynamic early stopping: switch</w:t>
+      </w:r>
+      <w:r>
+        <w:t xml:space="preserve"> </w:t>
+      </w:r>
+      <w:r>
+        <w:rPr>
+          <w:rStyle w:val="VerbatimChar"/>
+        </w:rPr>
+        <w:t xml:space="preserve">validation_strategy = "dynamic"</w:t>
+      </w:r>
+      <w:r>
+        <w:t xml:space="preserve"> </w:t>
+      </w:r>
+      <w:r>
+        <w:t xml:space="preserve">and reuse the same stopping rules.</w:t>
+      </w:r>
+      <w:r>
+        <w:t xml:space="preserve"> </w:t>
+      </w:r>
+      <w:r>
+        <w:t xml:space="preserve">- The loss plot below always shows</w:t>
+      </w:r>
+      <w:r>
+        <w:t xml:space="preserve"> </w:t>
+      </w:r>
+      <w:r>
+        <w:rPr>
+          <w:rStyle w:val="VerbatimChar"/>
+        </w:rPr>
+        <w:t xml:space="preserve">train_loss</w:t>
+      </w:r>
+      <w:r>
+        <w:t xml:space="preserve">; it adds</w:t>
+      </w:r>
+      <w:r>
+        <w:t xml:space="preserve"> </w:t>
+      </w:r>
+      <w:r>
+        <w:rPr>
+          <w:rStyle w:val="VerbatimChar"/>
+        </w:rPr>
+        <w:t xml:space="preserve">val_loss</w:t>
+      </w:r>
+      <w:r>
+        <w:t xml:space="preserve"> </w:t>
+      </w:r>
+      <w:r>
+        <w:t xml:space="preserve">when validation is active.</w:t>
       </w:r>
     </w:p>
     <w:p>

--- a/examples/autoencoder/doc/autoenc_conv_ed.docx
+++ b/examples/autoencoder/doc/autoenc_conv_ed.docx
@@ -850,7 +850,7 @@
         <w:t xml:space="preserve"> </w:t>
       </w:r>
       <w:r>
-        <w:t xml:space="preserve">- Fixed-epoch baseline: set</w:t>
+        <w:t xml:space="preserve">- Fixed-epoch baseline: omit</w:t>
       </w:r>
       <w:r>
         <w:t xml:space="preserve"> </w:t>
@@ -865,7 +865,7 @@
         <w:t xml:space="preserve"> </w:t>
       </w:r>
       <w:r>
-        <w:t xml:space="preserve">and keep</w:t>
+        <w:t xml:space="preserve">to use the default value and keep</w:t>
       </w:r>
       <w:r>
         <w:t xml:space="preserve"> </w:t>

--- a/examples/autoencoder/doc/autoenc_conv_ed.docx
+++ b/examples/autoencoder/doc/autoenc_conv_ed.docx
@@ -1490,7 +1490,7 @@
               <a:graphicData uri="http://schemas.openxmlformats.org/drawingml/2006/picture">
                 <pic:pic>
                   <pic:nvPicPr>
-                    <pic:cNvPr descr="C:\Git\dal\daltoolboxdp\examples\autoencoder\doc\autoenc_conv_ed_files/fbdae8f9d61e566cbb425f3b9d03154a1452ad19.png" id="11" name="Picture"/>
+                    <pic:cNvPr descr="/home/gpca/daltoolboxdp/examples/autoencoder/doc/autoenc_conv_ed_files/36d85ed38f51f25bccf88013687f4cc01573707d.png" id="11" name="Picture"/>
                     <pic:cNvPicPr>
                       <a:picLocks noChangeArrowheads="1" noChangeAspect="1"/>
                     </pic:cNvPicPr>
@@ -1732,34 +1732,34 @@
         <w:rPr>
           <w:rStyle w:val="VerbatimChar"/>
         </w:rPr>
-        <w:t xml:space="preserve">## [1,] 0.8056200 0.8415858 0.8309544 0.8898591 0.8946847</w:t>
-      </w:r>
-      <w:r>
-        <w:br/>
-      </w:r>
-      <w:r>
-        <w:rPr>
-          <w:rStyle w:val="VerbatimChar"/>
-        </w:rPr>
-        <w:t xml:space="preserve">## [2,] 0.8389629 0.8712876 0.8560066 0.9035313 0.9078140</w:t>
-      </w:r>
-      <w:r>
-        <w:br/>
-      </w:r>
-      <w:r>
-        <w:rPr>
-          <w:rStyle w:val="VerbatimChar"/>
-        </w:rPr>
-        <w:t xml:space="preserve">## [3,] 0.8557966 0.8862655 0.8704581 0.9073148 0.9097396</w:t>
-      </w:r>
-      <w:r>
-        <w:br/>
-      </w:r>
-      <w:r>
-        <w:rPr>
-          <w:rStyle w:val="VerbatimChar"/>
-        </w:rPr>
-        <w:t xml:space="preserve">## [4,] 0.8585018 0.8899163 0.8751597 0.9028940 0.9004117</w:t>
+        <w:t xml:space="preserve">## [1,] 0.8056200 0.8415859 0.8309544 0.8898591 0.8946847</w:t>
+      </w:r>
+      <w:r>
+        <w:br/>
+      </w:r>
+      <w:r>
+        <w:rPr>
+          <w:rStyle w:val="VerbatimChar"/>
+        </w:rPr>
+        <w:t xml:space="preserve">## [2,] 0.8389629 0.8712876 0.8560065 0.9035313 0.9078140</w:t>
+      </w:r>
+      <w:r>
+        <w:br/>
+      </w:r>
+      <w:r>
+        <w:rPr>
+          <w:rStyle w:val="VerbatimChar"/>
+        </w:rPr>
+        <w:t xml:space="preserve">## [3,] 0.8557966 0.8862655 0.8704580 0.9073149 0.9097396</w:t>
+      </w:r>
+      <w:r>
+        <w:br/>
+      </w:r>
+      <w:r>
+        <w:rPr>
+          <w:rStyle w:val="VerbatimChar"/>
+        </w:rPr>
+        <w:t xml:space="preserve">## [4,] 0.8585018 0.8899163 0.8751598 0.9028940 0.9004117</w:t>
       </w:r>
       <w:r>
         <w:br/>
@@ -1777,7 +1777,7 @@
         <w:rPr>
           <w:rStyle w:val="VerbatimChar"/>
         </w:rPr>
-        <w:t xml:space="preserve">## [6,] 0.8151769 0.8595778 0.8552094 0.8572169 0.8308213</w:t>
+        <w:t xml:space="preserve">## [6,] 0.8151769 0.8595778 0.8552094 0.8572168 0.8308213</w:t>
       </w:r>
     </w:p>
     <w:p>
@@ -2222,43 +2222,43 @@
         <w:rPr>
           <w:rStyle w:val="VerbatimChar"/>
         </w:rPr>
-        <w:t xml:space="preserve">## [1] "t4 R2 test: 0.362050971922682 MAPE: 0.169778608949415"</w:t>
-      </w:r>
-      <w:r>
-        <w:br/>
-      </w:r>
-      <w:r>
-        <w:rPr>
-          <w:rStyle w:val="VerbatimChar"/>
-        </w:rPr>
-        <w:t xml:space="preserve">## [1] "t3 R2 test: 0.921540243998246 MAPE: 0.0992372889467538"</w:t>
-      </w:r>
-      <w:r>
-        <w:br/>
-      </w:r>
-      <w:r>
-        <w:rPr>
-          <w:rStyle w:val="VerbatimChar"/>
-        </w:rPr>
-        <w:t xml:space="preserve">## [1] "t2 R2 test: 0.941243382674776 MAPE: 0.096754494812649"</w:t>
-      </w:r>
-      <w:r>
-        <w:br/>
-      </w:r>
-      <w:r>
-        <w:rPr>
-          <w:rStyle w:val="VerbatimChar"/>
-        </w:rPr>
-        <w:t xml:space="preserve">## [1] "t1 R2 test: 0.939528478070626 MAPE: 0.121647287818166"</w:t>
-      </w:r>
-      <w:r>
-        <w:br/>
-      </w:r>
-      <w:r>
-        <w:rPr>
-          <w:rStyle w:val="VerbatimChar"/>
-        </w:rPr>
-        <w:t xml:space="preserve">## [1] "t0 R2 test: 0.915415840749329 MAPE: 0.183062125093238"</w:t>
+        <w:t xml:space="preserve">## [1] "t4 R2 test: 0.362050855411849 MAPE: 0.169778616733756"</w:t>
+      </w:r>
+      <w:r>
+        <w:br/>
+      </w:r>
+      <w:r>
+        <w:rPr>
+          <w:rStyle w:val="VerbatimChar"/>
+        </w:rPr>
+        <w:t xml:space="preserve">## [1] "t3 R2 test: 0.921540116084819 MAPE: 0.0992373010622898"</w:t>
+      </w:r>
+      <w:r>
+        <w:br/>
+      </w:r>
+      <w:r>
+        <w:rPr>
+          <w:rStyle w:val="VerbatimChar"/>
+        </w:rPr>
+        <w:t xml:space="preserve">## [1] "t2 R2 test: 0.941243221919345 MAPE: 0.0967545222366948"</w:t>
+      </w:r>
+      <w:r>
+        <w:br/>
+      </w:r>
+      <w:r>
+        <w:rPr>
+          <w:rStyle w:val="VerbatimChar"/>
+        </w:rPr>
+        <w:t xml:space="preserve">## [1] "t1 R2 test: 0.939528560643486 MAPE: 0.121647245496239"</w:t>
+      </w:r>
+      <w:r>
+        <w:br/>
+      </w:r>
+      <w:r>
+        <w:rPr>
+          <w:rStyle w:val="VerbatimChar"/>
+        </w:rPr>
+        <w:t xml:space="preserve">## [1] "t0 R2 test: 0.915415849494969 MAPE: 0.18306214691854"</w:t>
       </w:r>
     </w:p>
     <w:p>
@@ -2346,7 +2346,7 @@
         <w:rPr>
           <w:rStyle w:val="VerbatimChar"/>
         </w:rPr>
-        <w:t xml:space="preserve">## [1] "Means R2 test: 0.815955783483132 MAPE: 0.134095961124044"</w:t>
+        <w:t xml:space="preserve">## [1] "Means R2 test: 0.815955720710894 MAPE: 0.134095966489504"</w:t>
       </w:r>
     </w:p>
     <w:p>

--- a/examples/autoencoder/doc/autoenc_conv_ed.docx
+++ b/examples/autoencoder/doc/autoenc_conv_ed.docx
@@ -803,6 +803,36 @@
         <w:rPr>
           <w:rStyle w:val="NormalTok"/>
         </w:rPr>
+        <w:t xml:space="preserve">, </w:t>
+      </w:r>
+      <w:r>
+        <w:rPr>
+          <w:rStyle w:val="AttributeTok"/>
+        </w:rPr>
+        <w:t xml:space="preserve">epochs =</w:t>
+      </w:r>
+      <w:r>
+        <w:rPr>
+          <w:rStyle w:val="NormalTok"/>
+        </w:rPr>
+        <w:t xml:space="preserve"> </w:t>
+      </w:r>
+      <w:r>
+        <w:rPr>
+          <w:rStyle w:val="DecValTok"/>
+        </w:rPr>
+        <w:t xml:space="preserve">200</w:t>
+      </w:r>
+      <w:r>
+        <w:rPr>
+          <w:rStyle w:val="DataTypeTok"/>
+        </w:rPr>
+        <w:t xml:space="preserve">L</w:t>
+      </w:r>
+      <w:r>
+        <w:rPr>
+          <w:rStyle w:val="NormalTok"/>
+        </w:rPr>
         <w:t xml:space="preserve">)</w:t>
       </w:r>
       <w:r>
@@ -865,7 +895,22 @@
         <w:t xml:space="preserve"> </w:t>
       </w:r>
       <w:r>
-        <w:t xml:space="preserve">to use the default value and keep</w:t>
+        <w:t xml:space="preserve">to use the default value of</w:t>
+      </w:r>
+      <w:r>
+        <w:t xml:space="preserve"> </w:t>
+      </w:r>
+      <w:r>
+        <w:rPr>
+          <w:rStyle w:val="VerbatimChar"/>
+        </w:rPr>
+        <w:t xml:space="preserve">100L</w:t>
+      </w:r>
+      <w:r>
+        <w:t xml:space="preserve"> </w:t>
+      </w:r>
+      <w:r>
+        <w:t xml:space="preserve">and keep</w:t>
       </w:r>
       <w:r>
         <w:t xml:space="preserve"> </w:t>
@@ -1016,6 +1061,39 @@
       </w:r>
       <w:r>
         <w:t xml:space="preserve">when validation is active.</w:t>
+      </w:r>
+      <w:r>
+        <w:t xml:space="preserve"> </w:t>
+      </w:r>
+      <w:r>
+        <w:t xml:space="preserve">- This example intentionally raises</w:t>
+      </w:r>
+      <w:r>
+        <w:t xml:space="preserve"> </w:t>
+      </w:r>
+      <w:r>
+        <w:rPr>
+          <w:rStyle w:val="VerbatimChar"/>
+        </w:rPr>
+        <w:t xml:space="preserve">epochs</w:t>
+      </w:r>
+      <w:r>
+        <w:t xml:space="preserve"> </w:t>
+      </w:r>
+      <w:r>
+        <w:t xml:space="preserve">to</w:t>
+      </w:r>
+      <w:r>
+        <w:t xml:space="preserve"> </w:t>
+      </w:r>
+      <w:r>
+        <w:rPr>
+          <w:rStyle w:val="VerbatimChar"/>
+        </w:rPr>
+        <w:t xml:space="preserve">200L</w:t>
+      </w:r>
+      <w:r>
+        <w:t xml:space="preserve">, because the convolutional autoencoder was still improving noticeably at the 100-epoch default.</w:t>
       </w:r>
     </w:p>
     <w:p>
@@ -1490,7 +1568,7 @@
               <a:graphicData uri="http://schemas.openxmlformats.org/drawingml/2006/picture">
                 <pic:pic>
                   <pic:nvPicPr>
-                    <pic:cNvPr descr="/home/gpca/daltoolboxdp/examples/autoencoder/doc/autoenc_conv_ed_files/36d85ed38f51f25bccf88013687f4cc01573707d.png" id="11" name="Picture"/>
+                    <pic:cNvPr descr="/home/gpca/daltoolboxdp/examples/autoencoder/doc/autoenc_conv_ed_files/0a8b7e898770b5c86c3efcf8cc63685c668157a1.png" id="11" name="Picture"/>
                     <pic:cNvPicPr>
                       <a:picLocks noChangeArrowheads="1" noChangeAspect="1"/>
                     </pic:cNvPicPr>
@@ -1732,52 +1810,52 @@
         <w:rPr>
           <w:rStyle w:val="VerbatimChar"/>
         </w:rPr>
-        <w:t xml:space="preserve">## [1,] 0.8056200 0.8415859 0.8309544 0.8898591 0.8946847</w:t>
-      </w:r>
-      <w:r>
-        <w:br/>
-      </w:r>
-      <w:r>
-        <w:rPr>
-          <w:rStyle w:val="VerbatimChar"/>
-        </w:rPr>
-        <w:t xml:space="preserve">## [2,] 0.8389629 0.8712876 0.8560065 0.9035313 0.9078140</w:t>
-      </w:r>
-      <w:r>
-        <w:br/>
-      </w:r>
-      <w:r>
-        <w:rPr>
-          <w:rStyle w:val="VerbatimChar"/>
-        </w:rPr>
-        <w:t xml:space="preserve">## [3,] 0.8557966 0.8862655 0.8704580 0.9073149 0.9097396</w:t>
-      </w:r>
-      <w:r>
-        <w:br/>
-      </w:r>
-      <w:r>
-        <w:rPr>
-          <w:rStyle w:val="VerbatimChar"/>
-        </w:rPr>
-        <w:t xml:space="preserve">## [4,] 0.8585018 0.8899163 0.8751598 0.9028940 0.9004117</w:t>
-      </w:r>
-      <w:r>
-        <w:br/>
-      </w:r>
-      <w:r>
-        <w:rPr>
-          <w:rStyle w:val="VerbatimChar"/>
-        </w:rPr>
-        <w:t xml:space="preserve">## [5,] 0.8469356 0.8827261 0.8706026 0.8890432 0.8768513</w:t>
-      </w:r>
-      <w:r>
-        <w:br/>
-      </w:r>
-      <w:r>
-        <w:rPr>
-          <w:rStyle w:val="VerbatimChar"/>
-        </w:rPr>
-        <w:t xml:space="preserve">## [6,] 0.8151769 0.8595778 0.8552094 0.8572168 0.8308213</w:t>
+        <w:t xml:space="preserve">## [1,] 0.7630165 0.8644937 0.9007127 0.9221944 0.9001202</w:t>
+      </w:r>
+      <w:r>
+        <w:br/>
+      </w:r>
+      <w:r>
+        <w:rPr>
+          <w:rStyle w:val="VerbatimChar"/>
+        </w:rPr>
+        <w:t xml:space="preserve">## [2,] 0.8166097 0.9072409 0.9251434 0.9378290 0.9114132</w:t>
+      </w:r>
+      <w:r>
+        <w:br/>
+      </w:r>
+      <w:r>
+        <w:rPr>
+          <w:rStyle w:val="VerbatimChar"/>
+        </w:rPr>
+        <w:t xml:space="preserve">## [3,] 0.8487683 0.9272085 0.9347519 0.9402757 0.9088084</w:t>
+      </w:r>
+      <w:r>
+        <w:br/>
+      </w:r>
+      <w:r>
+        <w:rPr>
+          <w:rStyle w:val="VerbatimChar"/>
+        </w:rPr>
+        <w:t xml:space="preserve">## [4,] 0.8662405 0.9336108 0.9337908 0.9307896 0.8909049</w:t>
+      </w:r>
+      <w:r>
+        <w:br/>
+      </w:r>
+      <w:r>
+        <w:rPr>
+          <w:rStyle w:val="VerbatimChar"/>
+        </w:rPr>
+        <w:t xml:space="preserve">## [5,] 0.8740723 0.9285142 0.9210431 0.9048742 0.8508385</w:t>
+      </w:r>
+      <w:r>
+        <w:br/>
+      </w:r>
+      <w:r>
+        <w:rPr>
+          <w:rStyle w:val="VerbatimChar"/>
+        </w:rPr>
+        <w:t xml:space="preserve">## [6,] 0.8690166 0.9092174 0.8906839 0.8542798 0.7790397</w:t>
       </w:r>
     </w:p>
     <w:p>
@@ -2222,43 +2300,43 @@
         <w:rPr>
           <w:rStyle w:val="VerbatimChar"/>
         </w:rPr>
-        <w:t xml:space="preserve">## [1] "t4 R2 test: 0.362050855411849 MAPE: 0.169778616733756"</w:t>
-      </w:r>
-      <w:r>
-        <w:br/>
-      </w:r>
-      <w:r>
-        <w:rPr>
-          <w:rStyle w:val="VerbatimChar"/>
-        </w:rPr>
-        <w:t xml:space="preserve">## [1] "t3 R2 test: 0.921540116084819 MAPE: 0.0992373010622898"</w:t>
-      </w:r>
-      <w:r>
-        <w:br/>
-      </w:r>
-      <w:r>
-        <w:rPr>
-          <w:rStyle w:val="VerbatimChar"/>
-        </w:rPr>
-        <w:t xml:space="preserve">## [1] "t2 R2 test: 0.941243221919345 MAPE: 0.0967545222366948"</w:t>
-      </w:r>
-      <w:r>
-        <w:br/>
-      </w:r>
-      <w:r>
-        <w:rPr>
-          <w:rStyle w:val="VerbatimChar"/>
-        </w:rPr>
-        <w:t xml:space="preserve">## [1] "t1 R2 test: 0.939528560643486 MAPE: 0.121647245496239"</w:t>
-      </w:r>
-      <w:r>
-        <w:br/>
-      </w:r>
-      <w:r>
-        <w:rPr>
-          <w:rStyle w:val="VerbatimChar"/>
-        </w:rPr>
-        <w:t xml:space="preserve">## [1] "t0 R2 test: 0.915415849494969 MAPE: 0.18306214691854"</w:t>
+        <w:t xml:space="preserve">## [1] "t4 R2 test: 0.818055202777701 MAPE: 0.0889572536802888"</w:t>
+      </w:r>
+      <w:r>
+        <w:br/>
+      </w:r>
+      <w:r>
+        <w:rPr>
+          <w:rStyle w:val="VerbatimChar"/>
+        </w:rPr>
+        <w:t xml:space="preserve">## [1] "t3 R2 test: 0.955492563014888 MAPE: 0.0369090535911195"</w:t>
+      </w:r>
+      <w:r>
+        <w:br/>
+      </w:r>
+      <w:r>
+        <w:rPr>
+          <w:rStyle w:val="VerbatimChar"/>
+        </w:rPr>
+        <w:t xml:space="preserve">## [1] "t2 R2 test: 0.972386686562118 MAPE: 0.0389492883469111"</w:t>
+      </w:r>
+      <w:r>
+        <w:br/>
+      </w:r>
+      <w:r>
+        <w:rPr>
+          <w:rStyle w:val="VerbatimChar"/>
+        </w:rPr>
+        <w:t xml:space="preserve">## [1] "t1 R2 test: 0.968584769893497 MAPE: 0.0507316184020122"</w:t>
+      </w:r>
+      <w:r>
+        <w:br/>
+      </w:r>
+      <w:r>
+        <w:rPr>
+          <w:rStyle w:val="VerbatimChar"/>
+        </w:rPr>
+        <w:t xml:space="preserve">## [1] "t0 R2 test: 0.971473377787263 MAPE: 0.12261171539405"</w:t>
       </w:r>
     </w:p>
     <w:p>
@@ -2346,7 +2424,7 @@
         <w:rPr>
           <w:rStyle w:val="VerbatimChar"/>
         </w:rPr>
-        <w:t xml:space="preserve">## [1] "Means R2 test: 0.815955720710894 MAPE: 0.134095966489504"</w:t>
+        <w:t xml:space="preserve">## [1] "Means R2 test: 0.937198520007094 MAPE: 0.0676317858828764"</w:t>
       </w:r>
     </w:p>
     <w:p>

--- a/examples/autoencoder/doc/autoenc_conv_ed.docx
+++ b/examples/autoencoder/doc/autoenc_conv_ed.docx
@@ -1568,7 +1568,7 @@
               <a:graphicData uri="http://schemas.openxmlformats.org/drawingml/2006/picture">
                 <pic:pic>
                   <pic:nvPicPr>
-                    <pic:cNvPr descr="/home/gpca/daltoolboxdp/examples/autoencoder/doc/autoenc_conv_ed_files/0a8b7e898770b5c86c3efcf8cc63685c668157a1.png" id="11" name="Picture"/>
+                    <pic:cNvPr descr="C:\Git\dal\daltoolboxdp\examples\autoencoder\doc\autoenc_conv_ed_files/adc9cdb419ced35faa95ecb266a9c38d8fd88aa9.png" id="11" name="Picture"/>
                     <pic:cNvPicPr>
                       <a:picLocks noChangeArrowheads="1" noChangeAspect="1"/>
                     </pic:cNvPicPr>
@@ -1810,7 +1810,7 @@
         <w:rPr>
           <w:rStyle w:val="VerbatimChar"/>
         </w:rPr>
-        <w:t xml:space="preserve">## [1,] 0.7630165 0.8644937 0.9007127 0.9221944 0.9001202</w:t>
+        <w:t xml:space="preserve">## [1,] 0.7630164 0.8644937 0.9007127 0.9221944 0.9001202</w:t>
       </w:r>
       <w:r>
         <w:br/>
@@ -1837,25 +1837,25 @@
         <w:rPr>
           <w:rStyle w:val="VerbatimChar"/>
         </w:rPr>
-        <w:t xml:space="preserve">## [4,] 0.8662405 0.9336108 0.9337908 0.9307896 0.8909049</w:t>
-      </w:r>
-      <w:r>
-        <w:br/>
-      </w:r>
-      <w:r>
-        <w:rPr>
-          <w:rStyle w:val="VerbatimChar"/>
-        </w:rPr>
-        <w:t xml:space="preserve">## [5,] 0.8740723 0.9285142 0.9210431 0.9048742 0.8508385</w:t>
-      </w:r>
-      <w:r>
-        <w:br/>
-      </w:r>
-      <w:r>
-        <w:rPr>
-          <w:rStyle w:val="VerbatimChar"/>
-        </w:rPr>
-        <w:t xml:space="preserve">## [6,] 0.8690166 0.9092174 0.8906839 0.8542798 0.7790397</w:t>
+        <w:t xml:space="preserve">## [4,] 0.8662405 0.9336107 0.9337907 0.9307896 0.8909049</w:t>
+      </w:r>
+      <w:r>
+        <w:br/>
+      </w:r>
+      <w:r>
+        <w:rPr>
+          <w:rStyle w:val="VerbatimChar"/>
+        </w:rPr>
+        <w:t xml:space="preserve">## [5,] 0.8740723 0.9285144 0.9210431 0.9048743 0.8508385</w:t>
+      </w:r>
+      <w:r>
+        <w:br/>
+      </w:r>
+      <w:r>
+        <w:rPr>
+          <w:rStyle w:val="VerbatimChar"/>
+        </w:rPr>
+        <w:t xml:space="preserve">## [6,] 0.8690166 0.9092174 0.8906839 0.8542799 0.7790397</w:t>
       </w:r>
     </w:p>
     <w:p>
@@ -2300,43 +2300,43 @@
         <w:rPr>
           <w:rStyle w:val="VerbatimChar"/>
         </w:rPr>
-        <w:t xml:space="preserve">## [1] "t4 R2 test: 0.818055202777701 MAPE: 0.0889572536802888"</w:t>
-      </w:r>
-      <w:r>
-        <w:br/>
-      </w:r>
-      <w:r>
-        <w:rPr>
-          <w:rStyle w:val="VerbatimChar"/>
-        </w:rPr>
-        <w:t xml:space="preserve">## [1] "t3 R2 test: 0.955492563014888 MAPE: 0.0369090535911195"</w:t>
-      </w:r>
-      <w:r>
-        <w:br/>
-      </w:r>
-      <w:r>
-        <w:rPr>
-          <w:rStyle w:val="VerbatimChar"/>
-        </w:rPr>
-        <w:t xml:space="preserve">## [1] "t2 R2 test: 0.972386686562118 MAPE: 0.0389492883469111"</w:t>
-      </w:r>
-      <w:r>
-        <w:br/>
-      </w:r>
-      <w:r>
-        <w:rPr>
-          <w:rStyle w:val="VerbatimChar"/>
-        </w:rPr>
-        <w:t xml:space="preserve">## [1] "t1 R2 test: 0.968584769893497 MAPE: 0.0507316184020122"</w:t>
-      </w:r>
-      <w:r>
-        <w:br/>
-      </w:r>
-      <w:r>
-        <w:rPr>
-          <w:rStyle w:val="VerbatimChar"/>
-        </w:rPr>
-        <w:t xml:space="preserve">## [1] "t0 R2 test: 0.971473377787263 MAPE: 0.12261171539405"</w:t>
+        <w:t xml:space="preserve">## [1] "t4 R2 test: 0.818055516961044 MAPE: 0.088957242064519"</w:t>
+      </w:r>
+      <w:r>
+        <w:br/>
+      </w:r>
+      <w:r>
+        <w:rPr>
+          <w:rStyle w:val="VerbatimChar"/>
+        </w:rPr>
+        <w:t xml:space="preserve">## [1] "t3 R2 test: 0.955492614051055 MAPE: 0.0369090122479884"</w:t>
+      </w:r>
+      <w:r>
+        <w:br/>
+      </w:r>
+      <w:r>
+        <w:rPr>
+          <w:rStyle w:val="VerbatimChar"/>
+        </w:rPr>
+        <w:t xml:space="preserve">## [1] "t2 R2 test: 0.972386689742522 MAPE: 0.038949270853631"</w:t>
+      </w:r>
+      <w:r>
+        <w:br/>
+      </w:r>
+      <w:r>
+        <w:rPr>
+          <w:rStyle w:val="VerbatimChar"/>
+        </w:rPr>
+        <w:t xml:space="preserve">## [1] "t1 R2 test: 0.968584678410689 MAPE: 0.050731698467286"</w:t>
+      </w:r>
+      <w:r>
+        <w:br/>
+      </w:r>
+      <w:r>
+        <w:rPr>
+          <w:rStyle w:val="VerbatimChar"/>
+        </w:rPr>
+        <w:t xml:space="preserve">## [1] "t0 R2 test: 0.971473367655883 MAPE: 0.122611738417663"</w:t>
       </w:r>
     </w:p>
     <w:p>
@@ -2424,7 +2424,7 @@
         <w:rPr>
           <w:rStyle w:val="VerbatimChar"/>
         </w:rPr>
-        <w:t xml:space="preserve">## [1] "Means R2 test: 0.937198520007094 MAPE: 0.0676317858828764"</w:t>
+        <w:t xml:space="preserve">## [1] "Means R2 test: 0.937198573364238 MAPE: 0.0676317924102176"</w:t>
       </w:r>
     </w:p>
     <w:p>
